--- a/docs/CTS_Design_Workflow_Overview.docx
+++ b/docs/CTS_Design_Workflow_Overview.docx
@@ -56,7 +56,7 @@
       </w:pPr>
       <w:r>
         <w:rPr/>
-        <w:t xml:space="preserve">Sections 1–7 describe the application, the REDCap design and the open ethics (REB) item, and are intended for anyone involved in the project, including the Principal Investigator (PI). Sections 8–9 are aimed at the person maintaining the code. Getting access to the code, the development workflow, hosting and REDCap setup are covered in the companion CTS GitHub &amp; Server Setup walkthrough; this document assumes that setup is done.</w:t>
+        <w:t xml:space="preserve">Sections 1–7 describe the application, the REDCap design and the open ethics (REB) item, and are intended for anyone involved in the project, including the Principal Investigator (PI). Sections 8–9 are aimed at the person maintaining the code. Getting access to the code, the development workflow, hosting and REDCap setup are covered in the companion CTS GitHub &amp; Server Setup Walkthrough; this document assumes that setup is done.</w:t>
       </w:r>
     </w:p>
     <w:p>
@@ -656,7 +656,7 @@
       </w:r>
       <w:r>
         <w:rPr/>
-        <w:t xml:space="preserve"> branch holds the REDCap integration described in Section 5. The successor is expected to fork it into their own account or lab organization (see the walkthrough, Section 1) and continue the work there.</w:t>
+        <w:t xml:space="preserve"> branch holds the REDCap integration described in Section 5. The successor is expected to fork it into their own account or lab organization (see the Walkthrough, Section 1) and continue the work there.</w:t>
       </w:r>
     </w:p>
     <w:p>
@@ -676,7 +676,7 @@
       </w:r>
       <w:r>
         <w:rPr/>
-        <w:t xml:space="preserve"> the current demo is hosted on Jamie Kim's Cloudflare Pages account. Given the REB concern in Section 7, study data should not go through Cloudflare. The walkthrough, Section 3, drafts how the app would be hosted on a Western-managed (WTS) server instead.</w:t>
+        <w:t xml:space="preserve"> the current demo is hosted on Jamie Kim's Cloudflare Pages account. Given the REB concern in Section 7, study data should not go through Cloudflare. The Walkthrough, Section 3, drafts how the app would be hosted on a Western-managed (WTS) server instead.</w:t>
       </w:r>
     </w:p>
     <w:p>
@@ -6205,27 +6205,17 @@
       </w:pPr>
       <w:r>
         <w:rPr/>
-        <w:t xml:space="preserve">The original design keeps the website as a static front end on </w:t>
+        <w:t xml:space="preserve">The website stays a static front end, and the study's data is stored in </w:t>
       </w:r>
       <w:r>
         <w:rPr>
           <w:b/>
         </w:rPr>
-        <w:t xml:space="preserve">Cloudflare Pages</w:t>
-      </w:r>
-      <w:r>
-        <w:rPr/>
-        <w:t xml:space="preserve"> and stores data in the study's </w:t>
-      </w:r>
-      <w:r>
-        <w:rPr>
-          <w:b/>
-        </w:rPr>
         <w:t xml:space="preserve">REDCap</w:t>
       </w:r>
       <w:r>
         <w:rPr/>
-        <w:t xml:space="preserve"> project. Because a static site cannot hold the REDCap API token safely, three small server functions (Cloudflare Pages Functions) sit between the browser and REDCap. They hold the token, look up participants and forward submissions.</w:t>
+        <w:t xml:space="preserve">. A static site cannot hold the REDCap API token safely, so three small server functions sit between the browser and REDCap: they hold the token, look up participants and forward submissions. In the original design these run as Cloudflare Pages Functions, which is why the design must change before study use (Section 7). The server secrets and REDCap project setup the integration needs are listed in the Walkthrough, Section 4.2.</w:t>
       </w:r>
     </w:p>
     <w:p>
@@ -6296,15 +6286,6 @@
     </w:p>
     <w:p>
       <w:pPr>
-        <w:spacing w:after="120"/>
-      </w:pPr>
-      <w:r>
-        <w:rPr/>
-        <w:t xml:space="preserve">The REDCap side stays in Canada, but every call to it, including each participant's submission, is relayed through Cloudflare (highlighted). That relay is the REB concern in Section 7.</w:t>
-      </w:r>
-    </w:p>
-    <w:p>
-      <w:pPr>
         <w:pStyle w:val="Heading2"/>
         <w:keepNext/>
         <w:keepLines/>
@@ -6587,7 +6568,7 @@
       </w:r>
       <w:r>
         <w:rPr/>
-        <w:t xml:space="preserve"> on the study's REDCap project: reopening a submitted baseline link shows "Baseline assessment already submitted". To reopen a timepoint for a redo, a coordinator clears that event's </w:t>
+        <w:t xml:space="preserve"> on the study's REDCap project: reopening a submitted baseline link shows "Baseline assessment already submitted". The </w:t>
       </w:r>
       <w:r>
         <w:rPr>
@@ -6600,7 +6581,20 @@
       </w:r>
       <w:r>
         <w:rPr/>
-        <w:t xml:space="preserve"> field (possible with data entry rights). The setup and verification steps are in the walkthrough, Section 4.</w:t>
+        <w:t xml:space="preserve"> (time completed) field is filled when the answers are submitted on reaching the Results page, not when the link is opened, so a participant who opens a link and leaves without finishing can come back later. To let a participant redo a timepoint, a coordinator clears that event's </w:t>
+      </w:r>
+      <w:r>
+        <w:rPr>
+          <w:rFonts w:ascii="Consolas" w:hAnsi="Consolas" w:cs="Consolas"/>
+          <w:color w:val="333333"/>
+          <w:sz w:val="19"/>
+          <w:szCs w:val="19"/>
+        </w:rPr>
+        <w:t xml:space="preserve">timestamp</w:t>
+      </w:r>
+      <w:r>
+        <w:rPr/>
+        <w:t xml:space="preserve"> (possible with data entry rights); see the Walkthrough, Section 4.4.</w:t>
       </w:r>
     </w:p>
     <w:p>
@@ -6874,659 +6868,7 @@
         <w:keepLines/>
       </w:pPr>
       <w:r>
-        <w:t>5.3 Configuration</w:t>
-      </w:r>
-    </w:p>
-    <w:tbl>
-      <w:tblPr>
-        <w:tblW w:w="9360" w:type="dxa"/>
-        <w:tblLayout w:type="fixed"/>
-      </w:tblPr>
-      <w:tblGrid>
-        <w:gridCol w:w="3324"/>
-        <w:gridCol w:w="6035"/>
-      </w:tblGrid>
-      <w:tr>
-        <w:trPr>
-          <w:tblHeader/>
-        </w:trPr>
-        <w:tc>
-          <w:tcPr>
-            <w:tcW w:type="dxa" w:w="3324"/>
-            <w:tcW w:w="3324" w:type="dxa"/>
-            <w:tcBorders>
-              <w:top w:val="single" w:color="C9D3DD" w:sz="4" w:space="0"/>
-              <w:left w:val="single" w:color="C9D3DD" w:sz="4" w:space="0"/>
-              <w:bottom w:val="single" w:color="C9D3DD" w:sz="4" w:space="0"/>
-              <w:right w:val="single" w:color="C9D3DD" w:sz="4" w:space="0"/>
-            </w:tcBorders>
-            <w:shd w:val="clear" w:color="auto" w:fill="1F3A5F"/>
-            <w:tcMar>
-              <w:top w:w="60" w:type="dxa"/>
-              <w:left w:w="100" w:type="dxa"/>
-              <w:bottom w:w="60" w:type="dxa"/>
-              <w:right w:w="100" w:type="dxa"/>
-            </w:tcMar>
-          </w:tcPr>
-          <w:p>
-            <w:r>
-              <w:rPr>
-                <w:b/>
-                <w:sz w:val="20"/>
-                <w:szCs w:val="20"/>
-                <w:color w:val="FFFFFF"/>
-              </w:rPr>
-              <w:t xml:space="preserve">Secret / variable</w:t>
-            </w:r>
-          </w:p>
-        </w:tc>
-        <w:tc>
-          <w:tcPr>
-            <w:tcW w:type="dxa" w:w="6035"/>
-            <w:tcW w:w="6035" w:type="dxa"/>
-            <w:tcBorders>
-              <w:top w:val="single" w:color="C9D3DD" w:sz="4" w:space="0"/>
-              <w:left w:val="single" w:color="C9D3DD" w:sz="4" w:space="0"/>
-              <w:bottom w:val="single" w:color="C9D3DD" w:sz="4" w:space="0"/>
-              <w:right w:val="single" w:color="C9D3DD" w:sz="4" w:space="0"/>
-            </w:tcBorders>
-            <w:shd w:val="clear" w:color="auto" w:fill="1F3A5F"/>
-            <w:tcMar>
-              <w:top w:w="60" w:type="dxa"/>
-              <w:left w:w="100" w:type="dxa"/>
-              <w:bottom w:w="60" w:type="dxa"/>
-              <w:right w:w="100" w:type="dxa"/>
-            </w:tcMar>
-          </w:tcPr>
-          <w:p>
-            <w:r>
-              <w:rPr>
-                <w:b/>
-                <w:sz w:val="20"/>
-                <w:szCs w:val="20"/>
-                <w:color w:val="FFFFFF"/>
-              </w:rPr>
-              <w:t xml:space="preserve">Purpose</w:t>
-            </w:r>
-          </w:p>
-        </w:tc>
-      </w:tr>
-      <w:tr>
-        <w:trPr>
-          <w:cantSplit/>
-        </w:trPr>
-        <w:tc>
-          <w:tcPr>
-            <w:tcW w:type="dxa" w:w="3324"/>
-            <w:tcW w:w="3324" w:type="dxa"/>
-            <w:tcBorders>
-              <w:top w:val="single" w:color="C9D3DD" w:sz="4" w:space="0"/>
-              <w:left w:val="single" w:color="C9D3DD" w:sz="4" w:space="0"/>
-              <w:bottom w:val="single" w:color="C9D3DD" w:sz="4" w:space="0"/>
-              <w:right w:val="single" w:color="C9D3DD" w:sz="4" w:space="0"/>
-            </w:tcBorders>
-            <w:shd w:val="clear" w:color="auto" w:fill="FFFFFF"/>
-            <w:tcMar>
-              <w:top w:w="60" w:type="dxa"/>
-              <w:left w:w="100" w:type="dxa"/>
-              <w:bottom w:w="60" w:type="dxa"/>
-              <w:right w:w="100" w:type="dxa"/>
-            </w:tcMar>
-          </w:tcPr>
-          <w:p>
-            <w:r>
-              <w:rPr>
-                <w:rFonts w:ascii="Consolas" w:hAnsi="Consolas" w:cs="Consolas"/>
-                <w:color w:val="333333"/>
-                <w:sz w:val="19"/>
-                <w:szCs w:val="19"/>
-              </w:rPr>
-              <w:t xml:space="preserve">REDCAP_API_URL</w:t>
-            </w:r>
-          </w:p>
-        </w:tc>
-        <w:tc>
-          <w:tcPr>
-            <w:tcW w:type="dxa" w:w="6035"/>
-            <w:tcW w:w="6035" w:type="dxa"/>
-            <w:tcBorders>
-              <w:top w:val="single" w:color="C9D3DD" w:sz="4" w:space="0"/>
-              <w:left w:val="single" w:color="C9D3DD" w:sz="4" w:space="0"/>
-              <w:bottom w:val="single" w:color="C9D3DD" w:sz="4" w:space="0"/>
-              <w:right w:val="single" w:color="C9D3DD" w:sz="4" w:space="0"/>
-            </w:tcBorders>
-            <w:shd w:val="clear" w:color="auto" w:fill="FFFFFF"/>
-            <w:tcMar>
-              <w:top w:w="60" w:type="dxa"/>
-              <w:left w:w="100" w:type="dxa"/>
-              <w:bottom w:w="60" w:type="dxa"/>
-              <w:right w:w="100" w:type="dxa"/>
-            </w:tcMar>
-          </w:tcPr>
-          <w:p>
-            <w:r>
-              <w:rPr>
-                <w:sz w:val="20"/>
-                <w:szCs w:val="20"/>
-              </w:rPr>
-              <w:t xml:space="preserve">Western REDCap API endpoint</w:t>
-            </w:r>
-          </w:p>
-        </w:tc>
-      </w:tr>
-      <w:tr>
-        <w:trPr>
-          <w:cantSplit/>
-        </w:trPr>
-        <w:tc>
-          <w:tcPr>
-            <w:tcW w:type="dxa" w:w="3324"/>
-            <w:tcW w:w="3324" w:type="dxa"/>
-            <w:tcBorders>
-              <w:top w:val="single" w:color="C9D3DD" w:sz="4" w:space="0"/>
-              <w:left w:val="single" w:color="C9D3DD" w:sz="4" w:space="0"/>
-              <w:bottom w:val="single" w:color="C9D3DD" w:sz="4" w:space="0"/>
-              <w:right w:val="single" w:color="C9D3DD" w:sz="4" w:space="0"/>
-            </w:tcBorders>
-            <w:shd w:val="clear" w:color="auto" w:fill="EEF3F7"/>
-            <w:tcMar>
-              <w:top w:w="60" w:type="dxa"/>
-              <w:left w:w="100" w:type="dxa"/>
-              <w:bottom w:w="60" w:type="dxa"/>
-              <w:right w:w="100" w:type="dxa"/>
-            </w:tcMar>
-          </w:tcPr>
-          <w:p>
-            <w:r>
-              <w:rPr>
-                <w:rFonts w:ascii="Consolas" w:hAnsi="Consolas" w:cs="Consolas"/>
-                <w:color w:val="333333"/>
-                <w:sz w:val="19"/>
-                <w:szCs w:val="19"/>
-              </w:rPr>
-              <w:t xml:space="preserve">REDCAP_API_TOKEN</w:t>
-            </w:r>
-          </w:p>
-        </w:tc>
-        <w:tc>
-          <w:tcPr>
-            <w:tcW w:type="dxa" w:w="6035"/>
-            <w:tcW w:w="6035" w:type="dxa"/>
-            <w:tcBorders>
-              <w:top w:val="single" w:color="C9D3DD" w:sz="4" w:space="0"/>
-              <w:left w:val="single" w:color="C9D3DD" w:sz="4" w:space="0"/>
-              <w:bottom w:val="single" w:color="C9D3DD" w:sz="4" w:space="0"/>
-              <w:right w:val="single" w:color="C9D3DD" w:sz="4" w:space="0"/>
-            </w:tcBorders>
-            <w:shd w:val="clear" w:color="auto" w:fill="EEF3F7"/>
-            <w:tcMar>
-              <w:top w:w="60" w:type="dxa"/>
-              <w:left w:w="100" w:type="dxa"/>
-              <w:bottom w:w="60" w:type="dxa"/>
-              <w:right w:w="100" w:type="dxa"/>
-            </w:tcMar>
-          </w:tcPr>
-          <w:p>
-            <w:r>
-              <w:rPr>
-                <w:sz w:val="20"/>
-                <w:szCs w:val="20"/>
-              </w:rPr>
-              <w:t xml:space="preserve">Project API token (import + export rights)</w:t>
-            </w:r>
-          </w:p>
-        </w:tc>
-      </w:tr>
-      <w:tr>
-        <w:trPr>
-          <w:cantSplit/>
-        </w:trPr>
-        <w:tc>
-          <w:tcPr>
-            <w:tcW w:type="dxa" w:w="3324"/>
-            <w:tcW w:w="3324" w:type="dxa"/>
-            <w:tcBorders>
-              <w:top w:val="single" w:color="C9D3DD" w:sz="4" w:space="0"/>
-              <w:left w:val="single" w:color="C9D3DD" w:sz="4" w:space="0"/>
-              <w:bottom w:val="single" w:color="C9D3DD" w:sz="4" w:space="0"/>
-              <w:right w:val="single" w:color="C9D3DD" w:sz="4" w:space="0"/>
-            </w:tcBorders>
-            <w:shd w:val="clear" w:color="auto" w:fill="FFFFFF"/>
-            <w:tcMar>
-              <w:top w:w="60" w:type="dxa"/>
-              <w:left w:w="100" w:type="dxa"/>
-              <w:bottom w:w="60" w:type="dxa"/>
-              <w:right w:w="100" w:type="dxa"/>
-            </w:tcMar>
-          </w:tcPr>
-          <w:p>
-            <w:r>
-              <w:rPr>
-                <w:rFonts w:ascii="Consolas" w:hAnsi="Consolas" w:cs="Consolas"/>
-                <w:color w:val="333333"/>
-                <w:sz w:val="19"/>
-                <w:szCs w:val="19"/>
-              </w:rPr>
-              <w:t xml:space="preserve">SESSION_SECRET</w:t>
-            </w:r>
-          </w:p>
-        </w:tc>
-        <w:tc>
-          <w:tcPr>
-            <w:tcW w:type="dxa" w:w="6035"/>
-            <w:tcW w:w="6035" w:type="dxa"/>
-            <w:tcBorders>
-              <w:top w:val="single" w:color="C9D3DD" w:sz="4" w:space="0"/>
-              <w:left w:val="single" w:color="C9D3DD" w:sz="4" w:space="0"/>
-              <w:bottom w:val="single" w:color="C9D3DD" w:sz="4" w:space="0"/>
-              <w:right w:val="single" w:color="C9D3DD" w:sz="4" w:space="0"/>
-            </w:tcBorders>
-            <w:shd w:val="clear" w:color="auto" w:fill="FFFFFF"/>
-            <w:tcMar>
-              <w:top w:w="60" w:type="dxa"/>
-              <w:left w:w="100" w:type="dxa"/>
-              <w:bottom w:w="60" w:type="dxa"/>
-              <w:right w:w="100" w:type="dxa"/>
-            </w:tcMar>
-          </w:tcPr>
-          <w:p>
-            <w:r>
-              <w:rPr>
-                <w:sz w:val="20"/>
-                <w:szCs w:val="20"/>
-              </w:rPr>
-              <w:t xml:space="preserve">Signs the session cookie</w:t>
-            </w:r>
-          </w:p>
-        </w:tc>
-      </w:tr>
-      <w:tr>
-        <w:trPr>
-          <w:cantSplit/>
-        </w:trPr>
-        <w:tc>
-          <w:tcPr>
-            <w:tcW w:type="dxa" w:w="3324"/>
-            <w:tcW w:w="3324" w:type="dxa"/>
-            <w:tcBorders>
-              <w:top w:val="single" w:color="C9D3DD" w:sz="4" w:space="0"/>
-              <w:left w:val="single" w:color="C9D3DD" w:sz="4" w:space="0"/>
-              <w:bottom w:val="single" w:color="C9D3DD" w:sz="4" w:space="0"/>
-              <w:right w:val="single" w:color="C9D3DD" w:sz="4" w:space="0"/>
-            </w:tcBorders>
-            <w:shd w:val="clear" w:color="auto" w:fill="EEF3F7"/>
-            <w:tcMar>
-              <w:top w:w="60" w:type="dxa"/>
-              <w:left w:w="100" w:type="dxa"/>
-              <w:bottom w:w="60" w:type="dxa"/>
-              <w:right w:w="100" w:type="dxa"/>
-            </w:tcMar>
-          </w:tcPr>
-          <w:p>
-            <w:r>
-              <w:rPr>
-                <w:rFonts w:ascii="Consolas" w:hAnsi="Consolas" w:cs="Consolas"/>
-                <w:color w:val="333333"/>
-                <w:sz w:val="19"/>
-                <w:szCs w:val="19"/>
-              </w:rPr>
-              <w:t xml:space="preserve">PROVISION_SECRET</w:t>
-            </w:r>
-          </w:p>
-        </w:tc>
-        <w:tc>
-          <w:tcPr>
-            <w:tcW w:type="dxa" w:w="6035"/>
-            <w:tcW w:w="6035" w:type="dxa"/>
-            <w:tcBorders>
-              <w:top w:val="single" w:color="C9D3DD" w:sz="4" w:space="0"/>
-              <w:left w:val="single" w:color="C9D3DD" w:sz="4" w:space="0"/>
-              <w:bottom w:val="single" w:color="C9D3DD" w:sz="4" w:space="0"/>
-              <w:right w:val="single" w:color="C9D3DD" w:sz="4" w:space="0"/>
-            </w:tcBorders>
-            <w:shd w:val="clear" w:color="auto" w:fill="EEF3F7"/>
-            <w:tcMar>
-              <w:top w:w="60" w:type="dxa"/>
-              <w:left w:w="100" w:type="dxa"/>
-              <w:bottom w:w="60" w:type="dxa"/>
-              <w:right w:w="100" w:type="dxa"/>
-            </w:tcMar>
-          </w:tcPr>
-          <w:p>
-            <w:r>
-              <w:rPr>
-                <w:sz w:val="20"/>
-                <w:szCs w:val="20"/>
-              </w:rPr>
-              <w:t xml:space="preserve">Shared secret appended to the Data Entry Trigger URL (</w:t>
-            </w:r>
-            <w:r>
-              <w:rPr>
-                <w:rFonts w:ascii="Consolas" w:hAnsi="Consolas" w:cs="Consolas"/>
-                <w:color w:val="333333"/>
-                <w:sz w:val="19"/>
-                <w:szCs w:val="19"/>
-              </w:rPr>
-              <w:t xml:space="preserve">?s=…</w:t>
-            </w:r>
-            <w:r>
-              <w:rPr>
-                <w:sz w:val="20"/>
-                <w:szCs w:val="20"/>
-              </w:rPr>
-              <w:t xml:space="preserve">)</w:t>
-            </w:r>
-          </w:p>
-        </w:tc>
-      </w:tr>
-      <w:tr>
-        <w:trPr>
-          <w:cantSplit/>
-        </w:trPr>
-        <w:tc>
-          <w:tcPr>
-            <w:tcW w:type="dxa" w:w="3324"/>
-            <w:tcW w:w="3324" w:type="dxa"/>
-            <w:tcBorders>
-              <w:top w:val="single" w:color="C9D3DD" w:sz="4" w:space="0"/>
-              <w:left w:val="single" w:color="C9D3DD" w:sz="4" w:space="0"/>
-              <w:bottom w:val="single" w:color="C9D3DD" w:sz="4" w:space="0"/>
-              <w:right w:val="single" w:color="C9D3DD" w:sz="4" w:space="0"/>
-            </w:tcBorders>
-            <w:shd w:val="clear" w:color="auto" w:fill="FFFFFF"/>
-            <w:tcMar>
-              <w:top w:w="60" w:type="dxa"/>
-              <w:left w:w="100" w:type="dxa"/>
-              <w:bottom w:w="60" w:type="dxa"/>
-              <w:right w:w="100" w:type="dxa"/>
-            </w:tcMar>
-          </w:tcPr>
-          <w:p>
-            <w:r>
-              <w:rPr>
-                <w:rFonts w:ascii="Consolas" w:hAnsi="Consolas" w:cs="Consolas"/>
-                <w:color w:val="333333"/>
-                <w:sz w:val="19"/>
-                <w:szCs w:val="19"/>
-              </w:rPr>
-              <w:t xml:space="preserve">REDCAP_PROJECT_ID</w:t>
-            </w:r>
-          </w:p>
-        </w:tc>
-        <w:tc>
-          <w:tcPr>
-            <w:tcW w:type="dxa" w:w="6035"/>
-            <w:tcW w:w="6035" w:type="dxa"/>
-            <w:tcBorders>
-              <w:top w:val="single" w:color="C9D3DD" w:sz="4" w:space="0"/>
-              <w:left w:val="single" w:color="C9D3DD" w:sz="4" w:space="0"/>
-              <w:bottom w:val="single" w:color="C9D3DD" w:sz="4" w:space="0"/>
-              <w:right w:val="single" w:color="C9D3DD" w:sz="4" w:space="0"/>
-            </w:tcBorders>
-            <w:shd w:val="clear" w:color="auto" w:fill="FFFFFF"/>
-            <w:tcMar>
-              <w:top w:w="60" w:type="dxa"/>
-              <w:left w:w="100" w:type="dxa"/>
-              <w:bottom w:w="60" w:type="dxa"/>
-              <w:right w:w="100" w:type="dxa"/>
-            </w:tcMar>
-          </w:tcPr>
-          <w:p>
-            <w:r>
-              <w:rPr>
-                <w:sz w:val="20"/>
-                <w:szCs w:val="20"/>
-              </w:rPr>
-              <w:t xml:space="preserve">Optional; rejects triggers from other projects</w:t>
-            </w:r>
-          </w:p>
-        </w:tc>
-      </w:tr>
-      <w:tr>
-        <w:trPr>
-          <w:cantSplit/>
-        </w:trPr>
-        <w:tc>
-          <w:tcPr>
-            <w:tcW w:type="dxa" w:w="3324"/>
-            <w:tcW w:w="3324" w:type="dxa"/>
-            <w:tcBorders>
-              <w:top w:val="single" w:color="C9D3DD" w:sz="4" w:space="0"/>
-              <w:left w:val="single" w:color="C9D3DD" w:sz="4" w:space="0"/>
-              <w:bottom w:val="single" w:color="C9D3DD" w:sz="4" w:space="0"/>
-              <w:right w:val="single" w:color="C9D3DD" w:sz="4" w:space="0"/>
-            </w:tcBorders>
-            <w:shd w:val="clear" w:color="auto" w:fill="EEF3F7"/>
-            <w:tcMar>
-              <w:top w:w="60" w:type="dxa"/>
-              <w:left w:w="100" w:type="dxa"/>
-              <w:bottom w:w="60" w:type="dxa"/>
-              <w:right w:w="100" w:type="dxa"/>
-            </w:tcMar>
-          </w:tcPr>
-          <w:p>
-            <w:r>
-              <w:rPr>
-                <w:rFonts w:ascii="Consolas" w:hAnsi="Consolas" w:cs="Consolas"/>
-                <w:color w:val="333333"/>
-                <w:sz w:val="19"/>
-                <w:szCs w:val="19"/>
-              </w:rPr>
-              <w:t xml:space="preserve">IMAGE_STATUS_FIELD</w:t>
-            </w:r>
-          </w:p>
-        </w:tc>
-        <w:tc>
-          <w:tcPr>
-            <w:tcW w:type="dxa" w:w="6035"/>
-            <w:tcW w:w="6035" w:type="dxa"/>
-            <w:tcBorders>
-              <w:top w:val="single" w:color="C9D3DD" w:sz="4" w:space="0"/>
-              <w:left w:val="single" w:color="C9D3DD" w:sz="4" w:space="0"/>
-              <w:bottom w:val="single" w:color="C9D3DD" w:sz="4" w:space="0"/>
-              <w:right w:val="single" w:color="C9D3DD" w:sz="4" w:space="0"/>
-            </w:tcBorders>
-            <w:shd w:val="clear" w:color="auto" w:fill="EEF3F7"/>
-            <w:tcMar>
-              <w:top w:w="60" w:type="dxa"/>
-              <w:left w:w="100" w:type="dxa"/>
-              <w:bottom w:w="60" w:type="dxa"/>
-              <w:right w:w="100" w:type="dxa"/>
-            </w:tcMar>
-          </w:tcPr>
-          <w:p>
-            <w:r>
-              <w:rPr>
-                <w:sz w:val="20"/>
-                <w:szCs w:val="20"/>
-              </w:rPr>
-              <w:t xml:space="preserve">Optional; name of a REDCap text field that receives </w:t>
-            </w:r>
-            <w:r>
-              <w:rPr>
-                <w:rFonts w:ascii="Consolas" w:hAnsi="Consolas" w:cs="Consolas"/>
-                <w:color w:val="333333"/>
-                <w:sz w:val="19"/>
-                <w:szCs w:val="19"/>
-              </w:rPr>
-              <w:t xml:space="preserve">complete</w:t>
-            </w:r>
-            <w:r>
-              <w:rPr>
-                <w:sz w:val="20"/>
-                <w:szCs w:val="20"/>
-              </w:rPr>
-              <w:t xml:space="preserve"> or </w:t>
-            </w:r>
-            <w:r>
-              <w:rPr>
-                <w:rFonts w:ascii="Consolas" w:hAnsi="Consolas" w:cs="Consolas"/>
-                <w:color w:val="333333"/>
-                <w:sz w:val="19"/>
-                <w:szCs w:val="19"/>
-              </w:rPr>
-              <w:t xml:space="preserve">missing: &lt;fields&gt;</w:t>
-            </w:r>
-            <w:r>
-              <w:rPr>
-                <w:sz w:val="20"/>
-                <w:szCs w:val="20"/>
-              </w:rPr>
-              <w:t xml:space="preserve"> after each submission. The field must exist in the data dictionary, on the same form/event as the answers</w:t>
-            </w:r>
-          </w:p>
-        </w:tc>
-      </w:tr>
-    </w:tbl>
-    <w:p>
-      <w:pPr>
-        <w:spacing w:before="0" w:after="60"/>
-      </w:pPr>
-    </w:p>
-    <w:p>
-      <w:pPr>
-        <w:spacing w:after="120"/>
-      </w:pPr>
-      <w:r>
-        <w:rPr/>
-        <w:t xml:space="preserve">The REDCap project must be </w:t>
-      </w:r>
-      <w:r>
-        <w:rPr>
-          <w:b/>
-        </w:rPr>
-        <w:t xml:space="preserve">longitudinal</w:t>
-      </w:r>
-      <w:r>
-        <w:rPr/>
-        <w:t xml:space="preserve"> with the unique event names </w:t>
-      </w:r>
-      <w:r>
-        <w:rPr>
-          <w:rFonts w:ascii="Consolas" w:hAnsi="Consolas" w:cs="Consolas"/>
-          <w:color w:val="333333"/>
-          <w:sz w:val="19"/>
-          <w:szCs w:val="19"/>
-        </w:rPr>
-        <w:t xml:space="preserve">baseline_arm_1</w:t>
-      </w:r>
-      <w:r>
-        <w:rPr/>
-        <w:t xml:space="preserve">, </w:t>
-      </w:r>
-      <w:r>
-        <w:rPr>
-          <w:rFonts w:ascii="Consolas" w:hAnsi="Consolas" w:cs="Consolas"/>
-          <w:color w:val="333333"/>
-          <w:sz w:val="19"/>
-          <w:szCs w:val="19"/>
-        </w:rPr>
-        <w:t xml:space="preserve">6_weeks_arm_1</w:t>
-      </w:r>
-      <w:r>
-        <w:rPr/>
-        <w:t xml:space="preserve"> and </w:t>
-      </w:r>
-      <w:r>
-        <w:rPr>
-          <w:rFonts w:ascii="Consolas" w:hAnsi="Consolas" w:cs="Consolas"/>
-          <w:color w:val="333333"/>
-          <w:sz w:val="19"/>
-          <w:szCs w:val="19"/>
-        </w:rPr>
-        <w:t xml:space="preserve">3_months_arm_1</w:t>
-      </w:r>
-      <w:r>
-        <w:rPr/>
-        <w:t xml:space="preserve">; a text field </w:t>
-      </w:r>
-      <w:r>
-        <w:rPr>
-          <w:rFonts w:ascii="Consolas" w:hAnsi="Consolas" w:cs="Consolas"/>
-          <w:color w:val="333333"/>
-          <w:sz w:val="19"/>
-          <w:szCs w:val="19"/>
-        </w:rPr>
-        <w:t xml:space="preserve">access_key</w:t>
-      </w:r>
-      <w:r>
-        <w:rPr/>
-        <w:t xml:space="preserve">; file-upload fields </w:t>
-      </w:r>
-      <w:r>
-        <w:rPr>
-          <w:rFonts w:ascii="Consolas" w:hAnsi="Consolas" w:cs="Consolas"/>
-          <w:color w:val="333333"/>
-          <w:sz w:val="19"/>
-          <w:szCs w:val="19"/>
-        </w:rPr>
-        <w:t xml:space="preserve">katz_l_palmar</w:t>
-      </w:r>
-      <w:r>
-        <w:rPr/>
-        <w:t xml:space="preserve">, </w:t>
-      </w:r>
-      <w:r>
-        <w:rPr>
-          <w:rFonts w:ascii="Consolas" w:hAnsi="Consolas" w:cs="Consolas"/>
-          <w:color w:val="333333"/>
-          <w:sz w:val="19"/>
-          <w:szCs w:val="19"/>
-        </w:rPr>
-        <w:t xml:space="preserve">katz_l_dorsal</w:t>
-      </w:r>
-      <w:r>
-        <w:rPr/>
-        <w:t xml:space="preserve">, </w:t>
-      </w:r>
-      <w:r>
-        <w:rPr>
-          <w:rFonts w:ascii="Consolas" w:hAnsi="Consolas" w:cs="Consolas"/>
-          <w:color w:val="333333"/>
-          <w:sz w:val="19"/>
-          <w:szCs w:val="19"/>
-        </w:rPr>
-        <w:t xml:space="preserve">katz_r_palmar</w:t>
-      </w:r>
-      <w:r>
-        <w:rPr/>
-        <w:t xml:space="preserve">, </w:t>
-      </w:r>
-      <w:r>
-        <w:rPr>
-          <w:rFonts w:ascii="Consolas" w:hAnsi="Consolas" w:cs="Consolas"/>
-          <w:color w:val="333333"/>
-          <w:sz w:val="19"/>
-          <w:szCs w:val="19"/>
-        </w:rPr>
-        <w:t xml:space="preserve">katz_r_dorsal</w:t>
-      </w:r>
-      <w:r>
-        <w:rPr/>
-        <w:t xml:space="preserve">; and the questionnaire, score and coverage fields produced by </w:t>
-      </w:r>
-      <w:r>
-        <w:rPr>
-          <w:rFonts w:ascii="Consolas" w:hAnsi="Consolas" w:cs="Consolas"/>
-          <w:color w:val="333333"/>
-          <w:sz w:val="19"/>
-          <w:szCs w:val="19"/>
-        </w:rPr>
-        <w:t xml:space="preserve">buildFieldMap</w:t>
-      </w:r>
-      <w:r>
-        <w:rPr/>
-        <w:t xml:space="preserve">. Coded values are: Yes = 1 / No = 0; pregnancy question Yes = 1 / No = 2 / Not relevant = 3; ease ratings 1 (Very easy) to 4 (Very difficult); Katz classification 0 (Unlikely) to 3 (Classic).</w:t>
-      </w:r>
-    </w:p>
-    <w:p>
-      <w:pPr>
-        <w:pStyle w:val="Heading2"/>
-        <w:keepNext/>
-        <w:keepLines/>
-      </w:pPr>
-      <w:r>
-        <w:t>5.4 Where it lives in the code</w:t>
+        <w:t>5.3 Where it lives in the code</w:t>
       </w:r>
     </w:p>
     <w:p>
@@ -8575,49 +7917,7 @@
         <w:keepLines/>
       </w:pPr>
       <w:r>
-        <w:t>6.3 Where the data travels in study mode</w:t>
-      </w:r>
-    </w:p>
-    <w:p>
-      <w:pPr>
-        <w:spacing w:after="120"/>
-      </w:pPr>
-      <w:r>
-        <w:rPr/>
-        <w:t xml:space="preserve">In the original design, a submission goes </w:t>
-      </w:r>
-      <w:r>
-        <w:rPr>
-          <w:b/>
-        </w:rPr>
-        <w:t xml:space="preserve">browser → Cloudflare → Western REDCap</w:t>
-      </w:r>
-      <w:r>
-        <w:rPr/>
-        <w:t xml:space="preserve">. Cloudflare terminates the encrypted (HTTPS) connection at its nearest data centre and runs the </w:t>
-      </w:r>
-      <w:r>
-        <w:rPr>
-          <w:rFonts w:ascii="Consolas" w:hAnsi="Consolas" w:cs="Consolas"/>
-          <w:color w:val="333333"/>
-          <w:sz w:val="19"/>
-          <w:szCs w:val="19"/>
-        </w:rPr>
-        <w:t xml:space="preserve">submit</w:t>
-      </w:r>
-      <w:r>
-        <w:rPr/>
-        <w:t xml:space="preserve"> function there, so the submission is briefly readable inside Cloudflare's infrastructure before it is re-sent to REDCap. Cloudflare is a US company with a global network, and the data centre handling a given request is not guaranteed to be in Canada. Section 7 covers why this is a problem for ethics approval.</w:t>
-      </w:r>
-    </w:p>
-    <w:p>
-      <w:pPr>
-        <w:pStyle w:val="Heading2"/>
-        <w:keepNext/>
-        <w:keepLines/>
-      </w:pPr>
-      <w:r>
-        <w:t>6.4 Where it lives in the code</w:t>
+        <w:t>6.3 Where it lives in the code</w:t>
       </w:r>
     </w:p>
     <w:p>
@@ -8743,7 +8043,17 @@
       </w:pPr>
       <w:r>
         <w:rPr/>
-        <w:t xml:space="preserve">When a participant's results are submitted, they pass through Cloudflare before reaching REDCap (Section 6.3). Cloudflare decrypts the request to run the </w:t>
+        <w:t xml:space="preserve">In the original design a submission travels </w:t>
+      </w:r>
+      <w:r>
+        <w:rPr>
+          <w:b/>
+        </w:rPr>
+        <w:t xml:space="preserve">browser → Cloudflare → REDCap</w:t>
+      </w:r>
+      <w:r>
+        <w:rPr/>
+        <w:t xml:space="preserve">. Cloudflare ends the encrypted (HTTPS) connection at its nearest data centre, which is not guaranteed to be in Canada, and runs the </w:t>
       </w:r>
       <w:r>
         <w:rPr>
@@ -8756,7 +8066,7 @@
       </w:r>
       <w:r>
         <w:rPr/>
-        <w:t xml:space="preserve"> function, so participant data is briefly accessible to a US-based company, possibly on servers outside Canada. The REB requires the data to stay in Canada and under the institution's control the whole way through, so any option that routes data through a global cloud service has been set aside.</w:t>
+        <w:t xml:space="preserve"> function there, so participant data is briefly readable inside the infrastructure of a US-based company. The REB requires the data to stay in Canada and under the institution's control the whole way through, so any option that routes data through a global cloud service has been set aside.</w:t>
       </w:r>
     </w:p>
     <w:p>
@@ -9994,7 +9304,7 @@
       </w:r>
       <w:r>
         <w:rPr/>
-        <w:t xml:space="preserve">) can be served by the same server. The five secrets in Section 5.3 move to that server's configuration, and REDCap's Data Entry Trigger URL must point at the new address.</w:t>
+        <w:t xml:space="preserve">) can be served by the same server. The server secrets (Walkthrough, Section 4.2) move to that server's configuration, and REDCap's Data Entry Trigger URL must point at the new address.</w:t>
       </w:r>
     </w:p>
     <w:p>
@@ -10114,7 +9424,7 @@
       </w:pPr>
       <w:r>
         <w:rPr/>
-        <w:t xml:space="preserve">The steps to implement option 2a are drafted in the walkthrough, Section 3.</w:t>
+        <w:t xml:space="preserve">The steps to implement option 2a are drafted in the Walkthrough, Section 3.</w:t>
       </w:r>
     </w:p>
     <w:p>
@@ -10133,9 +9443,9 @@
         <w:tblLayout w:type="fixed"/>
       </w:tblPr>
       <w:tblGrid>
-        <w:gridCol w:w="2246"/>
-        <w:gridCol w:w="3283"/>
-        <w:gridCol w:w="3830"/>
+        <w:gridCol w:w="2071"/>
+        <w:gridCol w:w="2840"/>
+        <w:gridCol w:w="4447"/>
       </w:tblGrid>
       <w:tr>
         <w:trPr>
@@ -10143,8 +9453,8 @@
         </w:trPr>
         <w:tc>
           <w:tcPr>
-            <w:tcW w:type="dxa" w:w="2246"/>
-            <w:tcW w:w="2246" w:type="dxa"/>
+            <w:tcW w:type="dxa" w:w="2071"/>
+            <w:tcW w:w="2071" w:type="dxa"/>
             <w:tcBorders>
               <w:top w:val="single" w:color="C9D3DD" w:sz="4" w:space="0"/>
               <w:left w:val="single" w:color="C9D3DD" w:sz="4" w:space="0"/>
@@ -10173,8 +9483,8 @@
         </w:tc>
         <w:tc>
           <w:tcPr>
-            <w:tcW w:type="dxa" w:w="3283"/>
-            <w:tcW w:w="3283" w:type="dxa"/>
+            <w:tcW w:type="dxa" w:w="2840"/>
+            <w:tcW w:w="2840" w:type="dxa"/>
             <w:tcBorders>
               <w:top w:val="single" w:color="C9D3DD" w:sz="4" w:space="0"/>
               <w:left w:val="single" w:color="C9D3DD" w:sz="4" w:space="0"/>
@@ -10203,8 +9513,8 @@
         </w:tc>
         <w:tc>
           <w:tcPr>
-            <w:tcW w:type="dxa" w:w="3830"/>
-            <w:tcW w:w="3830" w:type="dxa"/>
+            <w:tcW w:type="dxa" w:w="4447"/>
+            <w:tcW w:w="4447" w:type="dxa"/>
             <w:tcBorders>
               <w:top w:val="single" w:color="C9D3DD" w:sz="4" w:space="0"/>
               <w:left w:val="single" w:color="C9D3DD" w:sz="4" w:space="0"/>
@@ -10238,8 +9548,8 @@
         </w:trPr>
         <w:tc>
           <w:tcPr>
-            <w:tcW w:type="dxa" w:w="2246"/>
-            <w:tcW w:w="2246" w:type="dxa"/>
+            <w:tcW w:type="dxa" w:w="2071"/>
+            <w:tcW w:w="2071" w:type="dxa"/>
             <w:tcBorders>
               <w:top w:val="single" w:color="C9D3DD" w:sz="4" w:space="0"/>
               <w:left w:val="single" w:color="C9D3DD" w:sz="4" w:space="0"/>
@@ -10266,8 +9576,8 @@
         </w:tc>
         <w:tc>
           <w:tcPr>
-            <w:tcW w:type="dxa" w:w="3283"/>
-            <w:tcW w:w="3283" w:type="dxa"/>
+            <w:tcW w:type="dxa" w:w="2840"/>
+            <w:tcW w:w="2840" w:type="dxa"/>
             <w:tcBorders>
               <w:top w:val="single" w:color="C9D3DD" w:sz="4" w:space="0"/>
               <w:left w:val="single" w:color="C9D3DD" w:sz="4" w:space="0"/>
@@ -10294,8 +9604,8 @@
         </w:tc>
         <w:tc>
           <w:tcPr>
-            <w:tcW w:type="dxa" w:w="3830"/>
-            <w:tcW w:w="3830" w:type="dxa"/>
+            <w:tcW w:type="dxa" w:w="4447"/>
+            <w:tcW w:w="4447" w:type="dxa"/>
             <w:tcBorders>
               <w:top w:val="single" w:color="C9D3DD" w:sz="4" w:space="0"/>
               <w:left w:val="single" w:color="C9D3DD" w:sz="4" w:space="0"/>
@@ -10352,8 +9662,8 @@
         </w:trPr>
         <w:tc>
           <w:tcPr>
-            <w:tcW w:type="dxa" w:w="2246"/>
-            <w:tcW w:w="2246" w:type="dxa"/>
+            <w:tcW w:type="dxa" w:w="2071"/>
+            <w:tcW w:w="2071" w:type="dxa"/>
             <w:tcBorders>
               <w:top w:val="single" w:color="C9D3DD" w:sz="4" w:space="0"/>
               <w:left w:val="single" w:color="C9D3DD" w:sz="4" w:space="0"/>
@@ -10380,8 +9690,8 @@
         </w:tc>
         <w:tc>
           <w:tcPr>
-            <w:tcW w:type="dxa" w:w="3283"/>
-            <w:tcW w:w="3283" w:type="dxa"/>
+            <w:tcW w:type="dxa" w:w="2840"/>
+            <w:tcW w:w="2840" w:type="dxa"/>
             <w:tcBorders>
               <w:top w:val="single" w:color="C9D3DD" w:sz="4" w:space="0"/>
               <w:left w:val="single" w:color="C9D3DD" w:sz="4" w:space="0"/>
@@ -10408,8 +9718,8 @@
         </w:tc>
         <w:tc>
           <w:tcPr>
-            <w:tcW w:type="dxa" w:w="3830"/>
-            <w:tcW w:w="3830" w:type="dxa"/>
+            <w:tcW w:type="dxa" w:w="4447"/>
+            <w:tcW w:w="4447" w:type="dxa"/>
             <w:tcBorders>
               <w:top w:val="single" w:color="C9D3DD" w:sz="4" w:space="0"/>
               <w:left w:val="single" w:color="C9D3DD" w:sz="4" w:space="0"/>
@@ -10441,8 +9751,8 @@
         </w:trPr>
         <w:tc>
           <w:tcPr>
-            <w:tcW w:type="dxa" w:w="2246"/>
-            <w:tcW w:w="2246" w:type="dxa"/>
+            <w:tcW w:type="dxa" w:w="2071"/>
+            <w:tcW w:w="2071" w:type="dxa"/>
             <w:tcBorders>
               <w:top w:val="single" w:color="C9D3DD" w:sz="4" w:space="0"/>
               <w:left w:val="single" w:color="C9D3DD" w:sz="4" w:space="0"/>
@@ -10469,8 +9779,8 @@
         </w:tc>
         <w:tc>
           <w:tcPr>
-            <w:tcW w:type="dxa" w:w="3283"/>
-            <w:tcW w:w="3283" w:type="dxa"/>
+            <w:tcW w:type="dxa" w:w="2840"/>
+            <w:tcW w:w="2840" w:type="dxa"/>
             <w:tcBorders>
               <w:top w:val="single" w:color="C9D3DD" w:sz="4" w:space="0"/>
               <w:left w:val="single" w:color="C9D3DD" w:sz="4" w:space="0"/>
@@ -10497,8 +9807,8 @@
         </w:tc>
         <w:tc>
           <w:tcPr>
-            <w:tcW w:type="dxa" w:w="3830"/>
-            <w:tcW w:w="3830" w:type="dxa"/>
+            <w:tcW w:type="dxa" w:w="4447"/>
+            <w:tcW w:w="4447" w:type="dxa"/>
             <w:tcBorders>
               <w:top w:val="single" w:color="C9D3DD" w:sz="4" w:space="0"/>
               <w:left w:val="single" w:color="C9D3DD" w:sz="4" w:space="0"/>
@@ -10530,8 +9840,8 @@
         </w:trPr>
         <w:tc>
           <w:tcPr>
-            <w:tcW w:type="dxa" w:w="2246"/>
-            <w:tcW w:w="2246" w:type="dxa"/>
+            <w:tcW w:type="dxa" w:w="2071"/>
+            <w:tcW w:w="2071" w:type="dxa"/>
             <w:tcBorders>
               <w:top w:val="single" w:color="C9D3DD" w:sz="4" w:space="0"/>
               <w:left w:val="single" w:color="C9D3DD" w:sz="4" w:space="0"/>
@@ -10558,8 +9868,8 @@
         </w:tc>
         <w:tc>
           <w:tcPr>
-            <w:tcW w:type="dxa" w:w="3283"/>
-            <w:tcW w:w="3283" w:type="dxa"/>
+            <w:tcW w:type="dxa" w:w="2840"/>
+            <w:tcW w:w="2840" w:type="dxa"/>
             <w:tcBorders>
               <w:top w:val="single" w:color="C9D3DD" w:sz="4" w:space="0"/>
               <w:left w:val="single" w:color="C9D3DD" w:sz="4" w:space="0"/>
@@ -10586,8 +9896,8 @@
         </w:tc>
         <w:tc>
           <w:tcPr>
-            <w:tcW w:type="dxa" w:w="3830"/>
-            <w:tcW w:w="3830" w:type="dxa"/>
+            <w:tcW w:type="dxa" w:w="4447"/>
+            <w:tcW w:w="4447" w:type="dxa"/>
             <w:tcBorders>
               <w:top w:val="single" w:color="C9D3DD" w:sz="4" w:space="0"/>
               <w:left w:val="single" w:color="C9D3DD" w:sz="4" w:space="0"/>
@@ -10628,8 +9938,8 @@
         </w:trPr>
         <w:tc>
           <w:tcPr>
-            <w:tcW w:type="dxa" w:w="2246"/>
-            <w:tcW w:w="2246" w:type="dxa"/>
+            <w:tcW w:type="dxa" w:w="2071"/>
+            <w:tcW w:w="2071" w:type="dxa"/>
             <w:tcBorders>
               <w:top w:val="single" w:color="C9D3DD" w:sz="4" w:space="0"/>
               <w:left w:val="single" w:color="C9D3DD" w:sz="4" w:space="0"/>
@@ -10656,8 +9966,8 @@
         </w:tc>
         <w:tc>
           <w:tcPr>
-            <w:tcW w:type="dxa" w:w="3283"/>
-            <w:tcW w:w="3283" w:type="dxa"/>
+            <w:tcW w:type="dxa" w:w="2840"/>
+            <w:tcW w:w="2840" w:type="dxa"/>
             <w:tcBorders>
               <w:top w:val="single" w:color="C9D3DD" w:sz="4" w:space="0"/>
               <w:left w:val="single" w:color="C9D3DD" w:sz="4" w:space="0"/>
@@ -10684,8 +9994,8 @@
         </w:tc>
         <w:tc>
           <w:tcPr>
-            <w:tcW w:type="dxa" w:w="3830"/>
-            <w:tcW w:w="3830" w:type="dxa"/>
+            <w:tcW w:type="dxa" w:w="4447"/>
+            <w:tcW w:w="4447" w:type="dxa"/>
             <w:tcBorders>
               <w:top w:val="single" w:color="C9D3DD" w:sz="4" w:space="0"/>
               <w:left w:val="single" w:color="C9D3DD" w:sz="4" w:space="0"/>
@@ -10717,8 +10027,8 @@
         </w:trPr>
         <w:tc>
           <w:tcPr>
-            <w:tcW w:type="dxa" w:w="2246"/>
-            <w:tcW w:w="2246" w:type="dxa"/>
+            <w:tcW w:type="dxa" w:w="2071"/>
+            <w:tcW w:w="2071" w:type="dxa"/>
             <w:tcBorders>
               <w:top w:val="single" w:color="C9D3DD" w:sz="4" w:space="0"/>
               <w:left w:val="single" w:color="C9D3DD" w:sz="4" w:space="0"/>
@@ -10745,8 +10055,8 @@
         </w:tc>
         <w:tc>
           <w:tcPr>
-            <w:tcW w:type="dxa" w:w="3283"/>
-            <w:tcW w:w="3283" w:type="dxa"/>
+            <w:tcW w:type="dxa" w:w="2840"/>
+            <w:tcW w:w="2840" w:type="dxa"/>
             <w:tcBorders>
               <w:top w:val="single" w:color="C9D3DD" w:sz="4" w:space="0"/>
               <w:left w:val="single" w:color="C9D3DD" w:sz="4" w:space="0"/>
@@ -10767,14 +10077,14 @@
                 <w:sz w:val="20"/>
                 <w:szCs w:val="20"/>
               </w:rPr>
-              <w:t xml:space="preserve">Unit tests (scoring, symptom flags, CSV, idle timeout)</w:t>
-            </w:r>
-          </w:p>
-        </w:tc>
-        <w:tc>
-          <w:tcPr>
-            <w:tcW w:type="dxa" w:w="3830"/>
-            <w:tcW w:w="3830" w:type="dxa"/>
+              <w:t xml:space="preserve">Unit tests (scoring, symptom flags, CSV, idle timeout, REDCap functions)</w:t>
+            </w:r>
+          </w:p>
+        </w:tc>
+        <w:tc>
+          <w:tcPr>
+            <w:tcW w:type="dxa" w:w="4447"/>
+            <w:tcW w:w="4447" w:type="dxa"/>
             <w:tcBorders>
               <w:top w:val="single" w:color="C9D3DD" w:sz="4" w:space="0"/>
               <w:left w:val="single" w:color="C9D3DD" w:sz="4" w:space="0"/>
@@ -10815,8 +10125,8 @@
         </w:trPr>
         <w:tc>
           <w:tcPr>
-            <w:tcW w:type="dxa" w:w="2246"/>
-            <w:tcW w:w="2246" w:type="dxa"/>
+            <w:tcW w:type="dxa" w:w="2071"/>
+            <w:tcW w:w="2071" w:type="dxa"/>
             <w:tcBorders>
               <w:top w:val="single" w:color="C9D3DD" w:sz="4" w:space="0"/>
               <w:left w:val="single" w:color="C9D3DD" w:sz="4" w:space="0"/>
@@ -10843,8 +10153,8 @@
         </w:tc>
         <w:tc>
           <w:tcPr>
-            <w:tcW w:type="dxa" w:w="3283"/>
-            <w:tcW w:w="3283" w:type="dxa"/>
+            <w:tcW w:type="dxa" w:w="2840"/>
+            <w:tcW w:w="2840" w:type="dxa"/>
             <w:tcBorders>
               <w:top w:val="single" w:color="C9D3DD" w:sz="4" w:space="0"/>
               <w:left w:val="single" w:color="C9D3DD" w:sz="4" w:space="0"/>
@@ -10871,8 +10181,8 @@
         </w:tc>
         <w:tc>
           <w:tcPr>
-            <w:tcW w:type="dxa" w:w="3830"/>
-            <w:tcW w:w="3830" w:type="dxa"/>
+            <w:tcW w:type="dxa" w:w="4447"/>
+            <w:tcW w:w="4447" w:type="dxa"/>
             <w:tcBorders>
               <w:top w:val="single" w:color="C9D3DD" w:sz="4" w:space="0"/>
               <w:left w:val="single" w:color="C9D3DD" w:sz="4" w:space="0"/>
@@ -10913,8 +10223,8 @@
         </w:trPr>
         <w:tc>
           <w:tcPr>
-            <w:tcW w:type="dxa" w:w="2246"/>
-            <w:tcW w:w="2246" w:type="dxa"/>
+            <w:tcW w:type="dxa" w:w="2071"/>
+            <w:tcW w:w="2071" w:type="dxa"/>
             <w:tcBorders>
               <w:top w:val="single" w:color="C9D3DD" w:sz="4" w:space="0"/>
               <w:left w:val="single" w:color="C9D3DD" w:sz="4" w:space="0"/>
@@ -10935,14 +10245,14 @@
                 <w:sz w:val="20"/>
                 <w:szCs w:val="20"/>
               </w:rPr>
-              <w:t xml:space="preserve">Cloudflare Pages + Pages Functions</w:t>
-            </w:r>
-          </w:p>
-        </w:tc>
-        <w:tc>
-          <w:tcPr>
-            <w:tcW w:type="dxa" w:w="3283"/>
-            <w:tcW w:w="3283" w:type="dxa"/>
+              <w:t xml:space="preserve">GitHub Actions</w:t>
+            </w:r>
+          </w:p>
+        </w:tc>
+        <w:tc>
+          <w:tcPr>
+            <w:tcW w:type="dxa" w:w="2840"/>
+            <w:tcW w:w="2840" w:type="dxa"/>
             <w:tcBorders>
               <w:top w:val="single" w:color="C9D3DD" w:sz="4" w:space="0"/>
               <w:left w:val="single" w:color="C9D3DD" w:sz="4" w:space="0"/>
@@ -10963,7 +10273,35 @@
                 <w:sz w:val="20"/>
                 <w:szCs w:val="20"/>
               </w:rPr>
-              <w:t xml:space="preserve">Hosting of the demo, and the REDCap server functions on the </w:t>
+              <w:t xml:space="preserve">CI: lint, tests and build</w:t>
+            </w:r>
+          </w:p>
+        </w:tc>
+        <w:tc>
+          <w:tcPr>
+            <w:tcW w:type="dxa" w:w="4447"/>
+            <w:tcW w:w="4447" w:type="dxa"/>
+            <w:tcBorders>
+              <w:top w:val="single" w:color="C9D3DD" w:sz="4" w:space="0"/>
+              <w:left w:val="single" w:color="C9D3DD" w:sz="4" w:space="0"/>
+              <w:bottom w:val="single" w:color="C9D3DD" w:sz="4" w:space="0"/>
+              <w:right w:val="single" w:color="C9D3DD" w:sz="4" w:space="0"/>
+            </w:tcBorders>
+            <w:shd w:val="clear" w:color="auto" w:fill="EEF3F7"/>
+            <w:tcMar>
+              <w:top w:w="60" w:type="dxa"/>
+              <w:left w:w="100" w:type="dxa"/>
+              <w:bottom w:w="60" w:type="dxa"/>
+              <w:right w:w="100" w:type="dxa"/>
+            </w:tcMar>
+          </w:tcPr>
+          <w:p>
+            <w:r>
+              <w:rPr>
+                <w:sz w:val="20"/>
+                <w:szCs w:val="20"/>
+              </w:rPr>
+              <w:t xml:space="preserve">Runs on every push and pull request (</w:t>
             </w:r>
             <w:r>
               <w:rPr>
@@ -10972,6 +10310,83 @@
                 <w:sz w:val="19"/>
                 <w:szCs w:val="19"/>
               </w:rPr>
+              <w:t xml:space="preserve">.github/workflows/ci.yml</w:t>
+            </w:r>
+            <w:r>
+              <w:rPr>
+                <w:sz w:val="20"/>
+                <w:szCs w:val="20"/>
+              </w:rPr>
+              <w:t xml:space="preserve">)</w:t>
+            </w:r>
+          </w:p>
+        </w:tc>
+      </w:tr>
+      <w:tr>
+        <w:trPr>
+          <w:cantSplit/>
+        </w:trPr>
+        <w:tc>
+          <w:tcPr>
+            <w:tcW w:type="dxa" w:w="2071"/>
+            <w:tcW w:w="2071" w:type="dxa"/>
+            <w:tcBorders>
+              <w:top w:val="single" w:color="C9D3DD" w:sz="4" w:space="0"/>
+              <w:left w:val="single" w:color="C9D3DD" w:sz="4" w:space="0"/>
+              <w:bottom w:val="single" w:color="C9D3DD" w:sz="4" w:space="0"/>
+              <w:right w:val="single" w:color="C9D3DD" w:sz="4" w:space="0"/>
+            </w:tcBorders>
+            <w:shd w:val="clear" w:color="auto" w:fill="FFFFFF"/>
+            <w:tcMar>
+              <w:top w:w="60" w:type="dxa"/>
+              <w:left w:w="100" w:type="dxa"/>
+              <w:bottom w:w="60" w:type="dxa"/>
+              <w:right w:w="100" w:type="dxa"/>
+            </w:tcMar>
+          </w:tcPr>
+          <w:p>
+            <w:r>
+              <w:rPr>
+                <w:sz w:val="20"/>
+                <w:szCs w:val="20"/>
+              </w:rPr>
+              <w:t xml:space="preserve">Cloudflare Pages + Pages Functions</w:t>
+            </w:r>
+          </w:p>
+        </w:tc>
+        <w:tc>
+          <w:tcPr>
+            <w:tcW w:type="dxa" w:w="2840"/>
+            <w:tcW w:w="2840" w:type="dxa"/>
+            <w:tcBorders>
+              <w:top w:val="single" w:color="C9D3DD" w:sz="4" w:space="0"/>
+              <w:left w:val="single" w:color="C9D3DD" w:sz="4" w:space="0"/>
+              <w:bottom w:val="single" w:color="C9D3DD" w:sz="4" w:space="0"/>
+              <w:right w:val="single" w:color="C9D3DD" w:sz="4" w:space="0"/>
+            </w:tcBorders>
+            <w:shd w:val="clear" w:color="auto" w:fill="FFFFFF"/>
+            <w:tcMar>
+              <w:top w:w="60" w:type="dxa"/>
+              <w:left w:w="100" w:type="dxa"/>
+              <w:bottom w:w="60" w:type="dxa"/>
+              <w:right w:w="100" w:type="dxa"/>
+            </w:tcMar>
+          </w:tcPr>
+          <w:p>
+            <w:r>
+              <w:rPr>
+                <w:sz w:val="20"/>
+                <w:szCs w:val="20"/>
+              </w:rPr>
+              <w:t xml:space="preserve">Hosting of the demo, and the REDCap server functions on the </w:t>
+            </w:r>
+            <w:r>
+              <w:rPr>
+                <w:rFonts w:ascii="Consolas" w:hAnsi="Consolas" w:cs="Consolas"/>
+                <w:color w:val="333333"/>
+                <w:sz w:val="19"/>
+                <w:szCs w:val="19"/>
+              </w:rPr>
               <w:t xml:space="preserve">redcap</w:t>
             </w:r>
             <w:r>
@@ -10985,15 +10400,15 @@
         </w:tc>
         <w:tc>
           <w:tcPr>
-            <w:tcW w:type="dxa" w:w="3830"/>
-            <w:tcW w:w="3830" w:type="dxa"/>
-            <w:tcBorders>
-              <w:top w:val="single" w:color="C9D3DD" w:sz="4" w:space="0"/>
-              <w:left w:val="single" w:color="C9D3DD" w:sz="4" w:space="0"/>
-              <w:bottom w:val="single" w:color="C9D3DD" w:sz="4" w:space="0"/>
-              <w:right w:val="single" w:color="C9D3DD" w:sz="4" w:space="0"/>
-            </w:tcBorders>
-            <w:shd w:val="clear" w:color="auto" w:fill="EEF3F7"/>
+            <w:tcW w:type="dxa" w:w="4447"/>
+            <w:tcW w:w="4447" w:type="dxa"/>
+            <w:tcBorders>
+              <w:top w:val="single" w:color="C9D3DD" w:sz="4" w:space="0"/>
+              <w:left w:val="single" w:color="C9D3DD" w:sz="4" w:space="0"/>
+              <w:bottom w:val="single" w:color="C9D3DD" w:sz="4" w:space="0"/>
+              <w:right w:val="single" w:color="C9D3DD" w:sz="4" w:space="0"/>
+            </w:tcBorders>
+            <w:shd w:val="clear" w:color="auto" w:fill="FFFFFF"/>
             <w:tcMar>
               <w:top w:w="60" w:type="dxa"/>
               <w:left w:w="100" w:type="dxa"/>
@@ -11017,15 +10432,6 @@
       <w:pPr>
         <w:spacing w:before="0" w:after="60"/>
       </w:pPr>
-    </w:p>
-    <w:p>
-      <w:pPr>
-        <w:spacing w:after="120"/>
-      </w:pPr>
-      <w:r>
-        <w:rPr/>
-        <w:t xml:space="preserve">There is currently no automated CI (no GitHub Actions workflow); tests and lint only run when someone runs them locally.</w:t>
-      </w:r>
     </w:p>
     <w:p>
       <w:pPr>
@@ -11039,6 +10445,7 @@
     </w:p>
     <w:p>
       <w:pPr>
+        <w:keepLines/>
         <w:shd w:val="clear" w:color="auto" w:fill="F4F6F8"/>
         <w:ind w:left="180"/>
         <w:spacing w:before="60" w:after="160"/>
@@ -11093,7 +10500,7 @@
       </w:pPr>
       <w:r>
         <w:rPr/>
-        <w:t xml:space="preserve">The walkthrough, Section 2, covers running the app locally and the change-and-review workflow. This table maps common changes to the files involved.</w:t>
+        <w:t xml:space="preserve">The Walkthrough, Section 2, covers running the app locally and the change-and-review workflow. This table maps common changes to the files involved.</w:t>
       </w:r>
     </w:p>
     <w:tbl>
@@ -12293,7 +11700,7 @@
       </w:r>
       <w:r>
         <w:rPr/>
-        <w:t xml:space="preserve"> off Cloudflare to the chosen host. Steps for a Western-managed server are drafted in the walkthrough, Section 3. Update the Data Entry Trigger URL and the REDCap Alert link to the new address.</w:t>
+        <w:t xml:space="preserve"> off Cloudflare to the chosen host. Steps for a Western-managed server are drafted in the Walkthrough, Section 3. Update the Data Entry Trigger URL and the REDCap Alert link to the new address.</w:t>
       </w:r>
     </w:p>
     <w:p>
@@ -12386,26 +11793,6 @@
       <w:r>
         <w:rPr/>
         <w:t xml:space="preserve"> The submission timestamp comes from the participant's device clock and time zone. Consider stamping it on the server instead.</w:t>
-      </w:r>
-    </w:p>
-    <w:p>
-      <w:pPr>
-        <w:pStyle w:val="ListParagraph"/>
-        <w:numPr>
-          <w:ilvl w:val="0"/>
-          <w:numId w:val="158"/>
-        </w:numPr>
-        <w:spacing w:before="0" w:after="60"/>
-      </w:pPr>
-      <w:r>
-        <w:rPr>
-          <w:b/>
-        </w:rPr>
-        <w:t xml:space="preserve">Add CI.</w:t>
-      </w:r>
-      <w:r>
-        <w:rPr/>
-        <w:t xml:space="preserve"> A GitHub Actions workflow running lint, tests and build on every pull request (see the walkthrough, Section 2.3).</w:t>
       </w:r>
     </w:p>
     <w:sectPr>

--- a/docs/CTS_Design_Workflow_Overview.docx
+++ b/docs/CTS_Design_Workflow_Overview.docx
@@ -9169,7 +9169,919 @@
       </w:pPr>
       <w:r>
         <w:rPr/>
-        <w:t xml:space="preserve">Cost figures are planning estimates taken from the review; confirm current pricing, Western internal rates and REB / TRAC requirements before relying on them.</w:t>
+        <w:t xml:space="preserve">Cost figures for options 1a, 1b and 2b are planning estimates taken from the review; confirm current pricing and REB / TRAC requirements before relying on them.</w:t>
+      </w:r>
+    </w:p>
+    <w:p>
+      <w:pPr>
+        <w:spacing w:after="120"/>
+      </w:pPr>
+      <w:r>
+        <w:rPr>
+          <w:b/>
+        </w:rPr>
+        <w:t xml:space="preserve">Option 2a cost.</w:t>
+      </w:r>
+      <w:r>
+        <w:rPr/>
+        <w:t xml:space="preserve"> WTS's </w:t>
+      </w:r>
+      <w:hyperlink r:id="rId18" w:history="1">
+        <w:r>
+          <w:rPr>
+            <w:rStyle w:val="Hyperlink"/>
+          </w:rPr>
+          <w:t xml:space="preserve">Virtual Server Hosting</w:t>
+        </w:r>
+      </w:hyperlink>
+      <w:r>
+        <w:rPr/>
+        <w:t xml:space="preserve"> page (checked October 2026) lists internal shared-server rates of $40 per server, $3 per CPU core, $4 per GB of RAM and $0.10 per GB of storage. The page does not state the billing period; the review treats it as monthly. The proposed server comes to $64:</w:t>
+      </w:r>
+    </w:p>
+    <w:tbl>
+      <w:tblPr>
+        <w:tblW w:w="9360" w:type="dxa"/>
+        <w:tblLayout w:type="fixed"/>
+      </w:tblPr>
+      <w:tblGrid>
+        <w:gridCol w:w="1184"/>
+        <w:gridCol w:w="2595"/>
+        <w:gridCol w:w="1285"/>
+        <w:gridCol w:w="865"/>
+        <w:gridCol w:w="3429"/>
+      </w:tblGrid>
+      <w:tr>
+        <w:trPr>
+          <w:tblHeader/>
+        </w:trPr>
+        <w:tc>
+          <w:tcPr>
+            <w:tcW w:type="dxa" w:w="1184"/>
+            <w:tcW w:w="1184" w:type="dxa"/>
+            <w:tcBorders>
+              <w:top w:val="single" w:color="C9D3DD" w:sz="4" w:space="0"/>
+              <w:left w:val="single" w:color="C9D3DD" w:sz="4" w:space="0"/>
+              <w:bottom w:val="single" w:color="C9D3DD" w:sz="4" w:space="0"/>
+              <w:right w:val="single" w:color="C9D3DD" w:sz="4" w:space="0"/>
+            </w:tcBorders>
+            <w:shd w:val="clear" w:color="auto" w:fill="1F3A5F"/>
+            <w:tcMar>
+              <w:top w:w="60" w:type="dxa"/>
+              <w:left w:w="100" w:type="dxa"/>
+              <w:bottom w:w="60" w:type="dxa"/>
+              <w:right w:w="100" w:type="dxa"/>
+            </w:tcMar>
+          </w:tcPr>
+          <w:p>
+            <w:r>
+              <w:rPr>
+                <w:b/>
+                <w:sz w:val="20"/>
+                <w:szCs w:val="20"/>
+                <w:color w:val="FFFFFF"/>
+              </w:rPr>
+              <w:t xml:space="preserve">Part</w:t>
+            </w:r>
+          </w:p>
+        </w:tc>
+        <w:tc>
+          <w:tcPr>
+            <w:tcW w:type="dxa" w:w="2595"/>
+            <w:tcW w:w="2595" w:type="dxa"/>
+            <w:tcBorders>
+              <w:top w:val="single" w:color="C9D3DD" w:sz="4" w:space="0"/>
+              <w:left w:val="single" w:color="C9D3DD" w:sz="4" w:space="0"/>
+              <w:bottom w:val="single" w:color="C9D3DD" w:sz="4" w:space="0"/>
+              <w:right w:val="single" w:color="C9D3DD" w:sz="4" w:space="0"/>
+            </w:tcBorders>
+            <w:shd w:val="clear" w:color="auto" w:fill="1F3A5F"/>
+            <w:tcMar>
+              <w:top w:w="60" w:type="dxa"/>
+              <w:left w:w="100" w:type="dxa"/>
+              <w:bottom w:w="60" w:type="dxa"/>
+              <w:right w:w="100" w:type="dxa"/>
+            </w:tcMar>
+          </w:tcPr>
+          <w:p>
+            <w:r>
+              <w:rPr>
+                <w:b/>
+                <w:sz w:val="20"/>
+                <w:szCs w:val="20"/>
+                <w:color w:val="FFFFFF"/>
+              </w:rPr>
+              <w:t xml:space="preserve">What it is</w:t>
+            </w:r>
+          </w:p>
+        </w:tc>
+        <w:tc>
+          <w:tcPr>
+            <w:tcW w:type="dxa" w:w="1285"/>
+            <w:tcW w:w="1285" w:type="dxa"/>
+            <w:tcBorders>
+              <w:top w:val="single" w:color="C9D3DD" w:sz="4" w:space="0"/>
+              <w:left w:val="single" w:color="C9D3DD" w:sz="4" w:space="0"/>
+              <w:bottom w:val="single" w:color="C9D3DD" w:sz="4" w:space="0"/>
+              <w:right w:val="single" w:color="C9D3DD" w:sz="4" w:space="0"/>
+            </w:tcBorders>
+            <w:shd w:val="clear" w:color="auto" w:fill="1F3A5F"/>
+            <w:tcMar>
+              <w:top w:w="60" w:type="dxa"/>
+              <w:left w:w="100" w:type="dxa"/>
+              <w:bottom w:w="60" w:type="dxa"/>
+              <w:right w:w="100" w:type="dxa"/>
+            </w:tcMar>
+          </w:tcPr>
+          <w:p>
+            <w:r>
+              <w:rPr>
+                <w:b/>
+                <w:sz w:val="20"/>
+                <w:szCs w:val="20"/>
+                <w:color w:val="FFFFFF"/>
+              </w:rPr>
+              <w:t xml:space="preserve">Proposed</w:t>
+            </w:r>
+          </w:p>
+        </w:tc>
+        <w:tc>
+          <w:tcPr>
+            <w:tcW w:type="dxa" w:w="865"/>
+            <w:tcW w:w="865" w:type="dxa"/>
+            <w:tcBorders>
+              <w:top w:val="single" w:color="C9D3DD" w:sz="4" w:space="0"/>
+              <w:left w:val="single" w:color="C9D3DD" w:sz="4" w:space="0"/>
+              <w:bottom w:val="single" w:color="C9D3DD" w:sz="4" w:space="0"/>
+              <w:right w:val="single" w:color="C9D3DD" w:sz="4" w:space="0"/>
+            </w:tcBorders>
+            <w:shd w:val="clear" w:color="auto" w:fill="1F3A5F"/>
+            <w:tcMar>
+              <w:top w:w="60" w:type="dxa"/>
+              <w:left w:w="100" w:type="dxa"/>
+              <w:bottom w:w="60" w:type="dxa"/>
+              <w:right w:w="100" w:type="dxa"/>
+            </w:tcMar>
+          </w:tcPr>
+          <w:p>
+            <w:r>
+              <w:rPr>
+                <w:b/>
+                <w:sz w:val="20"/>
+                <w:szCs w:val="20"/>
+                <w:color w:val="FFFFFF"/>
+              </w:rPr>
+              <w:t xml:space="preserve">Cost</w:t>
+            </w:r>
+          </w:p>
+        </w:tc>
+        <w:tc>
+          <w:tcPr>
+            <w:tcW w:type="dxa" w:w="3429"/>
+            <w:tcW w:w="3429" w:type="dxa"/>
+            <w:tcBorders>
+              <w:top w:val="single" w:color="C9D3DD" w:sz="4" w:space="0"/>
+              <w:left w:val="single" w:color="C9D3DD" w:sz="4" w:space="0"/>
+              <w:bottom w:val="single" w:color="C9D3DD" w:sz="4" w:space="0"/>
+              <w:right w:val="single" w:color="C9D3DD" w:sz="4" w:space="0"/>
+            </w:tcBorders>
+            <w:shd w:val="clear" w:color="auto" w:fill="1F3A5F"/>
+            <w:tcMar>
+              <w:top w:w="60" w:type="dxa"/>
+              <w:left w:w="100" w:type="dxa"/>
+              <w:bottom w:w="60" w:type="dxa"/>
+              <w:right w:w="100" w:type="dxa"/>
+            </w:tcMar>
+          </w:tcPr>
+          <w:p>
+            <w:r>
+              <w:rPr>
+                <w:b/>
+                <w:sz w:val="20"/>
+                <w:szCs w:val="20"/>
+                <w:color w:val="FFFFFF"/>
+              </w:rPr>
+              <w:t xml:space="preserve">Why this size</w:t>
+            </w:r>
+          </w:p>
+        </w:tc>
+      </w:tr>
+      <w:tr>
+        <w:trPr>
+          <w:cantSplit/>
+        </w:trPr>
+        <w:tc>
+          <w:tcPr>
+            <w:tcW w:type="dxa" w:w="1184"/>
+            <w:tcW w:w="1184" w:type="dxa"/>
+            <w:tcBorders>
+              <w:top w:val="single" w:color="C9D3DD" w:sz="4" w:space="0"/>
+              <w:left w:val="single" w:color="C9D3DD" w:sz="4" w:space="0"/>
+              <w:bottom w:val="single" w:color="C9D3DD" w:sz="4" w:space="0"/>
+              <w:right w:val="single" w:color="C9D3DD" w:sz="4" w:space="0"/>
+            </w:tcBorders>
+            <w:shd w:val="clear" w:color="auto" w:fill="FFFFFF"/>
+            <w:tcMar>
+              <w:top w:w="60" w:type="dxa"/>
+              <w:left w:w="100" w:type="dxa"/>
+              <w:bottom w:w="60" w:type="dxa"/>
+              <w:right w:w="100" w:type="dxa"/>
+            </w:tcMar>
+          </w:tcPr>
+          <w:p>
+            <w:r>
+              <w:rPr>
+                <w:sz w:val="20"/>
+                <w:szCs w:val="20"/>
+              </w:rPr>
+              <w:t xml:space="preserve">Base VM</w:t>
+            </w:r>
+          </w:p>
+        </w:tc>
+        <w:tc>
+          <w:tcPr>
+            <w:tcW w:type="dxa" w:w="2595"/>
+            <w:tcW w:w="2595" w:type="dxa"/>
+            <w:tcBorders>
+              <w:top w:val="single" w:color="C9D3DD" w:sz="4" w:space="0"/>
+              <w:left w:val="single" w:color="C9D3DD" w:sz="4" w:space="0"/>
+              <w:bottom w:val="single" w:color="C9D3DD" w:sz="4" w:space="0"/>
+              <w:right w:val="single" w:color="C9D3DD" w:sz="4" w:space="0"/>
+            </w:tcBorders>
+            <w:shd w:val="clear" w:color="auto" w:fill="FFFFFF"/>
+            <w:tcMar>
+              <w:top w:w="60" w:type="dxa"/>
+              <w:left w:w="100" w:type="dxa"/>
+              <w:bottom w:w="60" w:type="dxa"/>
+              <w:right w:w="100" w:type="dxa"/>
+            </w:tcMar>
+          </w:tcPr>
+          <w:p>
+            <w:r>
+              <w:rPr>
+                <w:sz w:val="20"/>
+                <w:szCs w:val="20"/>
+              </w:rPr>
+              <w:t xml:space="preserve">The virtual server itself; includes operating system licensing, backups and initial setup</w:t>
+            </w:r>
+          </w:p>
+        </w:tc>
+        <w:tc>
+          <w:tcPr>
+            <w:tcW w:type="dxa" w:w="1285"/>
+            <w:tcW w:w="1285" w:type="dxa"/>
+            <w:tcBorders>
+              <w:top w:val="single" w:color="C9D3DD" w:sz="4" w:space="0"/>
+              <w:left w:val="single" w:color="C9D3DD" w:sz="4" w:space="0"/>
+              <w:bottom w:val="single" w:color="C9D3DD" w:sz="4" w:space="0"/>
+              <w:right w:val="single" w:color="C9D3DD" w:sz="4" w:space="0"/>
+            </w:tcBorders>
+            <w:shd w:val="clear" w:color="auto" w:fill="FFFFFF"/>
+            <w:tcMar>
+              <w:top w:w="60" w:type="dxa"/>
+              <w:left w:w="100" w:type="dxa"/>
+              <w:bottom w:w="60" w:type="dxa"/>
+              <w:right w:w="100" w:type="dxa"/>
+            </w:tcMar>
+          </w:tcPr>
+          <w:p>
+            <w:r>
+              <w:rPr>
+                <w:sz w:val="20"/>
+                <w:szCs w:val="20"/>
+              </w:rPr>
+              <w:t xml:space="preserve">1</w:t>
+            </w:r>
+          </w:p>
+        </w:tc>
+        <w:tc>
+          <w:tcPr>
+            <w:tcW w:type="dxa" w:w="865"/>
+            <w:tcW w:w="865" w:type="dxa"/>
+            <w:tcBorders>
+              <w:top w:val="single" w:color="C9D3DD" w:sz="4" w:space="0"/>
+              <w:left w:val="single" w:color="C9D3DD" w:sz="4" w:space="0"/>
+              <w:bottom w:val="single" w:color="C9D3DD" w:sz="4" w:space="0"/>
+              <w:right w:val="single" w:color="C9D3DD" w:sz="4" w:space="0"/>
+            </w:tcBorders>
+            <w:shd w:val="clear" w:color="auto" w:fill="FFFFFF"/>
+            <w:tcMar>
+              <w:top w:w="60" w:type="dxa"/>
+              <w:left w:w="100" w:type="dxa"/>
+              <w:bottom w:w="60" w:type="dxa"/>
+              <w:right w:w="100" w:type="dxa"/>
+            </w:tcMar>
+          </w:tcPr>
+          <w:p>
+            <w:r>
+              <w:rPr>
+                <w:sz w:val="20"/>
+                <w:szCs w:val="20"/>
+              </w:rPr>
+              <w:t xml:space="preserve">$40</w:t>
+            </w:r>
+          </w:p>
+        </w:tc>
+        <w:tc>
+          <w:tcPr>
+            <w:tcW w:type="dxa" w:w="3429"/>
+            <w:tcW w:w="3429" w:type="dxa"/>
+            <w:tcBorders>
+              <w:top w:val="single" w:color="C9D3DD" w:sz="4" w:space="0"/>
+              <w:left w:val="single" w:color="C9D3DD" w:sz="4" w:space="0"/>
+              <w:bottom w:val="single" w:color="C9D3DD" w:sz="4" w:space="0"/>
+              <w:right w:val="single" w:color="C9D3DD" w:sz="4" w:space="0"/>
+            </w:tcBorders>
+            <w:shd w:val="clear" w:color="auto" w:fill="FFFFFF"/>
+            <w:tcMar>
+              <w:top w:w="60" w:type="dxa"/>
+              <w:left w:w="100" w:type="dxa"/>
+              <w:bottom w:w="60" w:type="dxa"/>
+              <w:right w:w="100" w:type="dxa"/>
+            </w:tcMar>
+          </w:tcPr>
+          <w:p>
+            <w:r>
+              <w:rPr>
+                <w:sz w:val="20"/>
+                <w:szCs w:val="20"/>
+              </w:rPr>
+              <w:t xml:space="preserve">Fixed charge per server</w:t>
+            </w:r>
+          </w:p>
+        </w:tc>
+      </w:tr>
+      <w:tr>
+        <w:trPr>
+          <w:cantSplit/>
+        </w:trPr>
+        <w:tc>
+          <w:tcPr>
+            <w:tcW w:type="dxa" w:w="1184"/>
+            <w:tcW w:w="1184" w:type="dxa"/>
+            <w:tcBorders>
+              <w:top w:val="single" w:color="C9D3DD" w:sz="4" w:space="0"/>
+              <w:left w:val="single" w:color="C9D3DD" w:sz="4" w:space="0"/>
+              <w:bottom w:val="single" w:color="C9D3DD" w:sz="4" w:space="0"/>
+              <w:right w:val="single" w:color="C9D3DD" w:sz="4" w:space="0"/>
+            </w:tcBorders>
+            <w:shd w:val="clear" w:color="auto" w:fill="EEF3F7"/>
+            <w:tcMar>
+              <w:top w:w="60" w:type="dxa"/>
+              <w:left w:w="100" w:type="dxa"/>
+              <w:bottom w:w="60" w:type="dxa"/>
+              <w:right w:w="100" w:type="dxa"/>
+            </w:tcMar>
+          </w:tcPr>
+          <w:p>
+            <w:r>
+              <w:rPr>
+                <w:sz w:val="20"/>
+                <w:szCs w:val="20"/>
+              </w:rPr>
+              <w:t xml:space="preserve">CPU cores</w:t>
+            </w:r>
+          </w:p>
+        </w:tc>
+        <w:tc>
+          <w:tcPr>
+            <w:tcW w:type="dxa" w:w="2595"/>
+            <w:tcW w:w="2595" w:type="dxa"/>
+            <w:tcBorders>
+              <w:top w:val="single" w:color="C9D3DD" w:sz="4" w:space="0"/>
+              <w:left w:val="single" w:color="C9D3DD" w:sz="4" w:space="0"/>
+              <w:bottom w:val="single" w:color="C9D3DD" w:sz="4" w:space="0"/>
+              <w:right w:val="single" w:color="C9D3DD" w:sz="4" w:space="0"/>
+            </w:tcBorders>
+            <w:shd w:val="clear" w:color="auto" w:fill="EEF3F7"/>
+            <w:tcMar>
+              <w:top w:w="60" w:type="dxa"/>
+              <w:left w:w="100" w:type="dxa"/>
+              <w:bottom w:w="60" w:type="dxa"/>
+              <w:right w:w="100" w:type="dxa"/>
+            </w:tcMar>
+          </w:tcPr>
+          <w:p>
+            <w:r>
+              <w:rPr>
+                <w:sz w:val="20"/>
+                <w:szCs w:val="20"/>
+              </w:rPr>
+              <w:t xml:space="preserve">Processing capacity: how many tasks the server can work on at once</w:t>
+            </w:r>
+          </w:p>
+        </w:tc>
+        <w:tc>
+          <w:tcPr>
+            <w:tcW w:type="dxa" w:w="1285"/>
+            <w:tcW w:w="1285" w:type="dxa"/>
+            <w:tcBorders>
+              <w:top w:val="single" w:color="C9D3DD" w:sz="4" w:space="0"/>
+              <w:left w:val="single" w:color="C9D3DD" w:sz="4" w:space="0"/>
+              <w:bottom w:val="single" w:color="C9D3DD" w:sz="4" w:space="0"/>
+              <w:right w:val="single" w:color="C9D3DD" w:sz="4" w:space="0"/>
+            </w:tcBorders>
+            <w:shd w:val="clear" w:color="auto" w:fill="EEF3F7"/>
+            <w:tcMar>
+              <w:top w:w="60" w:type="dxa"/>
+              <w:left w:w="100" w:type="dxa"/>
+              <w:bottom w:w="60" w:type="dxa"/>
+              <w:right w:w="100" w:type="dxa"/>
+            </w:tcMar>
+          </w:tcPr>
+          <w:p>
+            <w:r>
+              <w:rPr>
+                <w:sz w:val="20"/>
+                <w:szCs w:val="20"/>
+              </w:rPr>
+              <w:t xml:space="preserve">2 shared</w:t>
+            </w:r>
+          </w:p>
+        </w:tc>
+        <w:tc>
+          <w:tcPr>
+            <w:tcW w:type="dxa" w:w="865"/>
+            <w:tcW w:w="865" w:type="dxa"/>
+            <w:tcBorders>
+              <w:top w:val="single" w:color="C9D3DD" w:sz="4" w:space="0"/>
+              <w:left w:val="single" w:color="C9D3DD" w:sz="4" w:space="0"/>
+              <w:bottom w:val="single" w:color="C9D3DD" w:sz="4" w:space="0"/>
+              <w:right w:val="single" w:color="C9D3DD" w:sz="4" w:space="0"/>
+            </w:tcBorders>
+            <w:shd w:val="clear" w:color="auto" w:fill="EEF3F7"/>
+            <w:tcMar>
+              <w:top w:w="60" w:type="dxa"/>
+              <w:left w:w="100" w:type="dxa"/>
+              <w:bottom w:w="60" w:type="dxa"/>
+              <w:right w:w="100" w:type="dxa"/>
+            </w:tcMar>
+          </w:tcPr>
+          <w:p>
+            <w:r>
+              <w:rPr>
+                <w:sz w:val="20"/>
+                <w:szCs w:val="20"/>
+              </w:rPr>
+              <w:t xml:space="preserve">$6</w:t>
+            </w:r>
+          </w:p>
+        </w:tc>
+        <w:tc>
+          <w:tcPr>
+            <w:tcW w:type="dxa" w:w="3429"/>
+            <w:tcW w:w="3429" w:type="dxa"/>
+            <w:tcBorders>
+              <w:top w:val="single" w:color="C9D3DD" w:sz="4" w:space="0"/>
+              <w:left w:val="single" w:color="C9D3DD" w:sz="4" w:space="0"/>
+              <w:bottom w:val="single" w:color="C9D3DD" w:sz="4" w:space="0"/>
+              <w:right w:val="single" w:color="C9D3DD" w:sz="4" w:space="0"/>
+            </w:tcBorders>
+            <w:shd w:val="clear" w:color="auto" w:fill="EEF3F7"/>
+            <w:tcMar>
+              <w:top w:w="60" w:type="dxa"/>
+              <w:left w:w="100" w:type="dxa"/>
+              <w:bottom w:w="60" w:type="dxa"/>
+              <w:right w:w="100" w:type="dxa"/>
+            </w:tcMar>
+          </w:tcPr>
+          <w:p>
+            <w:r>
+              <w:rPr>
+                <w:sz w:val="20"/>
+                <w:szCs w:val="20"/>
+              </w:rPr>
+              <w:t xml:space="preserve">The app uses little processing; updates just run a little slower</w:t>
+            </w:r>
+          </w:p>
+        </w:tc>
+      </w:tr>
+      <w:tr>
+        <w:trPr>
+          <w:cantSplit/>
+        </w:trPr>
+        <w:tc>
+          <w:tcPr>
+            <w:tcW w:type="dxa" w:w="1184"/>
+            <w:tcW w:w="1184" w:type="dxa"/>
+            <w:tcBorders>
+              <w:top w:val="single" w:color="C9D3DD" w:sz="4" w:space="0"/>
+              <w:left w:val="single" w:color="C9D3DD" w:sz="4" w:space="0"/>
+              <w:bottom w:val="single" w:color="C9D3DD" w:sz="4" w:space="0"/>
+              <w:right w:val="single" w:color="C9D3DD" w:sz="4" w:space="0"/>
+            </w:tcBorders>
+            <w:shd w:val="clear" w:color="auto" w:fill="FFFFFF"/>
+            <w:tcMar>
+              <w:top w:w="60" w:type="dxa"/>
+              <w:left w:w="100" w:type="dxa"/>
+              <w:bottom w:w="60" w:type="dxa"/>
+              <w:right w:w="100" w:type="dxa"/>
+            </w:tcMar>
+          </w:tcPr>
+          <w:p>
+            <w:r>
+              <w:rPr>
+                <w:sz w:val="20"/>
+                <w:szCs w:val="20"/>
+              </w:rPr>
+              <w:t xml:space="preserve">RAM</w:t>
+            </w:r>
+          </w:p>
+        </w:tc>
+        <w:tc>
+          <w:tcPr>
+            <w:tcW w:type="dxa" w:w="2595"/>
+            <w:tcW w:w="2595" w:type="dxa"/>
+            <w:tcBorders>
+              <w:top w:val="single" w:color="C9D3DD" w:sz="4" w:space="0"/>
+              <w:left w:val="single" w:color="C9D3DD" w:sz="4" w:space="0"/>
+              <w:bottom w:val="single" w:color="C9D3DD" w:sz="4" w:space="0"/>
+              <w:right w:val="single" w:color="C9D3DD" w:sz="4" w:space="0"/>
+            </w:tcBorders>
+            <w:shd w:val="clear" w:color="auto" w:fill="FFFFFF"/>
+            <w:tcMar>
+              <w:top w:w="60" w:type="dxa"/>
+              <w:left w:w="100" w:type="dxa"/>
+              <w:bottom w:w="60" w:type="dxa"/>
+              <w:right w:w="100" w:type="dxa"/>
+            </w:tcMar>
+          </w:tcPr>
+          <w:p>
+            <w:r>
+              <w:rPr>
+                <w:sz w:val="20"/>
+                <w:szCs w:val="20"/>
+              </w:rPr>
+              <w:t xml:space="preserve">Short-term working memory used while programs run</w:t>
+            </w:r>
+          </w:p>
+        </w:tc>
+        <w:tc>
+          <w:tcPr>
+            <w:tcW w:type="dxa" w:w="1285"/>
+            <w:tcW w:w="1285" w:type="dxa"/>
+            <w:tcBorders>
+              <w:top w:val="single" w:color="C9D3DD" w:sz="4" w:space="0"/>
+              <w:left w:val="single" w:color="C9D3DD" w:sz="4" w:space="0"/>
+              <w:bottom w:val="single" w:color="C9D3DD" w:sz="4" w:space="0"/>
+              <w:right w:val="single" w:color="C9D3DD" w:sz="4" w:space="0"/>
+            </w:tcBorders>
+            <w:shd w:val="clear" w:color="auto" w:fill="FFFFFF"/>
+            <w:tcMar>
+              <w:top w:w="60" w:type="dxa"/>
+              <w:left w:w="100" w:type="dxa"/>
+              <w:bottom w:w="60" w:type="dxa"/>
+              <w:right w:w="100" w:type="dxa"/>
+            </w:tcMar>
+          </w:tcPr>
+          <w:p>
+            <w:r>
+              <w:rPr>
+                <w:sz w:val="20"/>
+                <w:szCs w:val="20"/>
+              </w:rPr>
+              <w:t xml:space="preserve">4 GB</w:t>
+            </w:r>
+          </w:p>
+        </w:tc>
+        <w:tc>
+          <w:tcPr>
+            <w:tcW w:type="dxa" w:w="865"/>
+            <w:tcW w:w="865" w:type="dxa"/>
+            <w:tcBorders>
+              <w:top w:val="single" w:color="C9D3DD" w:sz="4" w:space="0"/>
+              <w:left w:val="single" w:color="C9D3DD" w:sz="4" w:space="0"/>
+              <w:bottom w:val="single" w:color="C9D3DD" w:sz="4" w:space="0"/>
+              <w:right w:val="single" w:color="C9D3DD" w:sz="4" w:space="0"/>
+            </w:tcBorders>
+            <w:shd w:val="clear" w:color="auto" w:fill="FFFFFF"/>
+            <w:tcMar>
+              <w:top w:w="60" w:type="dxa"/>
+              <w:left w:w="100" w:type="dxa"/>
+              <w:bottom w:w="60" w:type="dxa"/>
+              <w:right w:w="100" w:type="dxa"/>
+            </w:tcMar>
+          </w:tcPr>
+          <w:p>
+            <w:r>
+              <w:rPr>
+                <w:sz w:val="20"/>
+                <w:szCs w:val="20"/>
+              </w:rPr>
+              <w:t xml:space="preserve">$16</w:t>
+            </w:r>
+          </w:p>
+        </w:tc>
+        <w:tc>
+          <w:tcPr>
+            <w:tcW w:type="dxa" w:w="3429"/>
+            <w:tcW w:w="3429" w:type="dxa"/>
+            <w:tcBorders>
+              <w:top w:val="single" w:color="C9D3DD" w:sz="4" w:space="0"/>
+              <w:left w:val="single" w:color="C9D3DD" w:sz="4" w:space="0"/>
+              <w:bottom w:val="single" w:color="C9D3DD" w:sz="4" w:space="0"/>
+              <w:right w:val="single" w:color="C9D3DD" w:sz="4" w:space="0"/>
+            </w:tcBorders>
+            <w:shd w:val="clear" w:color="auto" w:fill="FFFFFF"/>
+            <w:tcMar>
+              <w:top w:w="60" w:type="dxa"/>
+              <w:left w:w="100" w:type="dxa"/>
+              <w:bottom w:w="60" w:type="dxa"/>
+              <w:right w:w="100" w:type="dxa"/>
+            </w:tcMar>
+          </w:tcPr>
+          <w:p>
+            <w:r>
+              <w:rPr>
+                <w:sz w:val="20"/>
+                <w:szCs w:val="20"/>
+              </w:rPr>
+              <w:t xml:space="preserve">Measured: the app peaks at about 226 MB even with 300 simultaneous submissions, but updating it peaks at 1.1 GB while the app keeps running, plus the operating system and web server</w:t>
+            </w:r>
+          </w:p>
+        </w:tc>
+      </w:tr>
+      <w:tr>
+        <w:trPr>
+          <w:cantSplit/>
+        </w:trPr>
+        <w:tc>
+          <w:tcPr>
+            <w:tcW w:type="dxa" w:w="1184"/>
+            <w:tcW w:w="1184" w:type="dxa"/>
+            <w:tcBorders>
+              <w:top w:val="single" w:color="C9D3DD" w:sz="4" w:space="0"/>
+              <w:left w:val="single" w:color="C9D3DD" w:sz="4" w:space="0"/>
+              <w:bottom w:val="single" w:color="C9D3DD" w:sz="4" w:space="0"/>
+              <w:right w:val="single" w:color="C9D3DD" w:sz="4" w:space="0"/>
+            </w:tcBorders>
+            <w:shd w:val="clear" w:color="auto" w:fill="EEF3F7"/>
+            <w:tcMar>
+              <w:top w:w="60" w:type="dxa"/>
+              <w:left w:w="100" w:type="dxa"/>
+              <w:bottom w:w="60" w:type="dxa"/>
+              <w:right w:w="100" w:type="dxa"/>
+            </w:tcMar>
+          </w:tcPr>
+          <w:p>
+            <w:r>
+              <w:rPr>
+                <w:sz w:val="20"/>
+                <w:szCs w:val="20"/>
+              </w:rPr>
+              <w:t xml:space="preserve">Storage</w:t>
+            </w:r>
+          </w:p>
+        </w:tc>
+        <w:tc>
+          <w:tcPr>
+            <w:tcW w:type="dxa" w:w="2595"/>
+            <w:tcW w:w="2595" w:type="dxa"/>
+            <w:tcBorders>
+              <w:top w:val="single" w:color="C9D3DD" w:sz="4" w:space="0"/>
+              <w:left w:val="single" w:color="C9D3DD" w:sz="4" w:space="0"/>
+              <w:bottom w:val="single" w:color="C9D3DD" w:sz="4" w:space="0"/>
+              <w:right w:val="single" w:color="C9D3DD" w:sz="4" w:space="0"/>
+            </w:tcBorders>
+            <w:shd w:val="clear" w:color="auto" w:fill="EEF3F7"/>
+            <w:tcMar>
+              <w:top w:w="60" w:type="dxa"/>
+              <w:left w:w="100" w:type="dxa"/>
+              <w:bottom w:w="60" w:type="dxa"/>
+              <w:right w:w="100" w:type="dxa"/>
+            </w:tcMar>
+          </w:tcPr>
+          <w:p>
+            <w:r>
+              <w:rPr>
+                <w:sz w:val="20"/>
+                <w:szCs w:val="20"/>
+              </w:rPr>
+              <w:t xml:space="preserve">Disk space that keeps files permanently</w:t>
+            </w:r>
+          </w:p>
+        </w:tc>
+        <w:tc>
+          <w:tcPr>
+            <w:tcW w:type="dxa" w:w="1285"/>
+            <w:tcW w:w="1285" w:type="dxa"/>
+            <w:tcBorders>
+              <w:top w:val="single" w:color="C9D3DD" w:sz="4" w:space="0"/>
+              <w:left w:val="single" w:color="C9D3DD" w:sz="4" w:space="0"/>
+              <w:bottom w:val="single" w:color="C9D3DD" w:sz="4" w:space="0"/>
+              <w:right w:val="single" w:color="C9D3DD" w:sz="4" w:space="0"/>
+            </w:tcBorders>
+            <w:shd w:val="clear" w:color="auto" w:fill="EEF3F7"/>
+            <w:tcMar>
+              <w:top w:w="60" w:type="dxa"/>
+              <w:left w:w="100" w:type="dxa"/>
+              <w:bottom w:w="60" w:type="dxa"/>
+              <w:right w:w="100" w:type="dxa"/>
+            </w:tcMar>
+          </w:tcPr>
+          <w:p>
+            <w:r>
+              <w:rPr>
+                <w:sz w:val="20"/>
+                <w:szCs w:val="20"/>
+              </w:rPr>
+              <w:t xml:space="preserve">20 GB</w:t>
+            </w:r>
+          </w:p>
+        </w:tc>
+        <w:tc>
+          <w:tcPr>
+            <w:tcW w:type="dxa" w:w="865"/>
+            <w:tcW w:w="865" w:type="dxa"/>
+            <w:tcBorders>
+              <w:top w:val="single" w:color="C9D3DD" w:sz="4" w:space="0"/>
+              <w:left w:val="single" w:color="C9D3DD" w:sz="4" w:space="0"/>
+              <w:bottom w:val="single" w:color="C9D3DD" w:sz="4" w:space="0"/>
+              <w:right w:val="single" w:color="C9D3DD" w:sz="4" w:space="0"/>
+            </w:tcBorders>
+            <w:shd w:val="clear" w:color="auto" w:fill="EEF3F7"/>
+            <w:tcMar>
+              <w:top w:w="60" w:type="dxa"/>
+              <w:left w:w="100" w:type="dxa"/>
+              <w:bottom w:w="60" w:type="dxa"/>
+              <w:right w:w="100" w:type="dxa"/>
+            </w:tcMar>
+          </w:tcPr>
+          <w:p>
+            <w:r>
+              <w:rPr>
+                <w:sz w:val="20"/>
+                <w:szCs w:val="20"/>
+              </w:rPr>
+              <w:t xml:space="preserve">$2</w:t>
+            </w:r>
+          </w:p>
+        </w:tc>
+        <w:tc>
+          <w:tcPr>
+            <w:tcW w:type="dxa" w:w="3429"/>
+            <w:tcW w:w="3429" w:type="dxa"/>
+            <w:tcBorders>
+              <w:top w:val="single" w:color="C9D3DD" w:sz="4" w:space="0"/>
+              <w:left w:val="single" w:color="C9D3DD" w:sz="4" w:space="0"/>
+              <w:bottom w:val="single" w:color="C9D3DD" w:sz="4" w:space="0"/>
+              <w:right w:val="single" w:color="C9D3DD" w:sz="4" w:space="0"/>
+            </w:tcBorders>
+            <w:shd w:val="clear" w:color="auto" w:fill="EEF3F7"/>
+            <w:tcMar>
+              <w:top w:w="60" w:type="dxa"/>
+              <w:left w:w="100" w:type="dxa"/>
+              <w:bottom w:w="60" w:type="dxa"/>
+              <w:right w:w="100" w:type="dxa"/>
+            </w:tcMar>
+          </w:tcPr>
+          <w:p>
+            <w:r>
+              <w:rPr>
+                <w:sz w:val="20"/>
+                <w:szCs w:val="20"/>
+              </w:rPr>
+              <w:t xml:space="preserve">The app needs about 1 GB; the rest is for the operating system, updates and logs. Study data is stored in REDCap, not on the server</w:t>
+            </w:r>
+          </w:p>
+        </w:tc>
+      </w:tr>
+      <w:tr>
+        <w:trPr>
+          <w:cantSplit/>
+        </w:trPr>
+        <w:tc>
+          <w:tcPr>
+            <w:tcW w:type="dxa" w:w="1184"/>
+            <w:tcW w:w="1184" w:type="dxa"/>
+            <w:tcBorders>
+              <w:top w:val="single" w:color="C9D3DD" w:sz="4" w:space="0"/>
+              <w:left w:val="single" w:color="C9D3DD" w:sz="4" w:space="0"/>
+              <w:bottom w:val="single" w:color="C9D3DD" w:sz="4" w:space="0"/>
+              <w:right w:val="single" w:color="C9D3DD" w:sz="4" w:space="0"/>
+            </w:tcBorders>
+            <w:shd w:val="clear" w:color="auto" w:fill="FFFFFF"/>
+            <w:tcMar>
+              <w:top w:w="60" w:type="dxa"/>
+              <w:left w:w="100" w:type="dxa"/>
+              <w:bottom w:w="60" w:type="dxa"/>
+              <w:right w:w="100" w:type="dxa"/>
+            </w:tcMar>
+          </w:tcPr>
+          <w:p>
+            <w:r>
+              <w:rPr>
+                <w:b/>
+                <w:sz w:val="20"/>
+                <w:szCs w:val="20"/>
+              </w:rPr>
+              <w:t xml:space="preserve">Total</w:t>
+            </w:r>
+          </w:p>
+        </w:tc>
+        <w:tc>
+          <w:tcPr>
+            <w:tcW w:type="dxa" w:w="2595"/>
+            <w:tcW w:w="2595" w:type="dxa"/>
+            <w:tcBorders>
+              <w:top w:val="single" w:color="C9D3DD" w:sz="4" w:space="0"/>
+              <w:left w:val="single" w:color="C9D3DD" w:sz="4" w:space="0"/>
+              <w:bottom w:val="single" w:color="C9D3DD" w:sz="4" w:space="0"/>
+              <w:right w:val="single" w:color="C9D3DD" w:sz="4" w:space="0"/>
+            </w:tcBorders>
+            <w:shd w:val="clear" w:color="auto" w:fill="FFFFFF"/>
+            <w:tcMar>
+              <w:top w:w="60" w:type="dxa"/>
+              <w:left w:w="100" w:type="dxa"/>
+              <w:bottom w:w="60" w:type="dxa"/>
+              <w:right w:w="100" w:type="dxa"/>
+            </w:tcMar>
+          </w:tcPr>
+          <w:p/>
+        </w:tc>
+        <w:tc>
+          <w:tcPr>
+            <w:tcW w:type="dxa" w:w="1285"/>
+            <w:tcW w:w="1285" w:type="dxa"/>
+            <w:tcBorders>
+              <w:top w:val="single" w:color="C9D3DD" w:sz="4" w:space="0"/>
+              <w:left w:val="single" w:color="C9D3DD" w:sz="4" w:space="0"/>
+              <w:bottom w:val="single" w:color="C9D3DD" w:sz="4" w:space="0"/>
+              <w:right w:val="single" w:color="C9D3DD" w:sz="4" w:space="0"/>
+            </w:tcBorders>
+            <w:shd w:val="clear" w:color="auto" w:fill="FFFFFF"/>
+            <w:tcMar>
+              <w:top w:w="60" w:type="dxa"/>
+              <w:left w:w="100" w:type="dxa"/>
+              <w:bottom w:w="60" w:type="dxa"/>
+              <w:right w:w="100" w:type="dxa"/>
+            </w:tcMar>
+          </w:tcPr>
+          <w:p/>
+        </w:tc>
+        <w:tc>
+          <w:tcPr>
+            <w:tcW w:type="dxa" w:w="865"/>
+            <w:tcW w:w="865" w:type="dxa"/>
+            <w:tcBorders>
+              <w:top w:val="single" w:color="C9D3DD" w:sz="4" w:space="0"/>
+              <w:left w:val="single" w:color="C9D3DD" w:sz="4" w:space="0"/>
+              <w:bottom w:val="single" w:color="C9D3DD" w:sz="4" w:space="0"/>
+              <w:right w:val="single" w:color="C9D3DD" w:sz="4" w:space="0"/>
+            </w:tcBorders>
+            <w:shd w:val="clear" w:color="auto" w:fill="FFFFFF"/>
+            <w:tcMar>
+              <w:top w:w="60" w:type="dxa"/>
+              <w:left w:w="100" w:type="dxa"/>
+              <w:bottom w:w="60" w:type="dxa"/>
+              <w:right w:w="100" w:type="dxa"/>
+            </w:tcMar>
+          </w:tcPr>
+          <w:p>
+            <w:r>
+              <w:rPr>
+                <w:b/>
+                <w:sz w:val="20"/>
+                <w:szCs w:val="20"/>
+              </w:rPr>
+              <w:t xml:space="preserve">$64</w:t>
+            </w:r>
+          </w:p>
+        </w:tc>
+        <w:tc>
+          <w:tcPr>
+            <w:tcW w:type="dxa" w:w="3429"/>
+            <w:tcW w:w="3429" w:type="dxa"/>
+            <w:tcBorders>
+              <w:top w:val="single" w:color="C9D3DD" w:sz="4" w:space="0"/>
+              <w:left w:val="single" w:color="C9D3DD" w:sz="4" w:space="0"/>
+              <w:bottom w:val="single" w:color="C9D3DD" w:sz="4" w:space="0"/>
+              <w:right w:val="single" w:color="C9D3DD" w:sz="4" w:space="0"/>
+            </w:tcBorders>
+            <w:shd w:val="clear" w:color="auto" w:fill="FFFFFF"/>
+            <w:tcMar>
+              <w:top w:w="60" w:type="dxa"/>
+              <w:left w:w="100" w:type="dxa"/>
+              <w:bottom w:w="60" w:type="dxa"/>
+              <w:right w:w="100" w:type="dxa"/>
+            </w:tcMar>
+          </w:tcPr>
+          <w:p/>
+        </w:tc>
+      </w:tr>
+    </w:tbl>
+    <w:p>
+      <w:pPr>
+        <w:spacing w:before="0" w:after="60"/>
+      </w:pPr>
+    </w:p>
+    <w:p>
+      <w:pPr>
+        <w:spacing w:after="120"/>
+      </w:pPr>
+      <w:r>
+        <w:rPr/>
+        <w:t xml:space="preserve">Memory was measured by running the REDCap functions and the built site in a Node.js test server with a simulated REDCap. Setup steps and the WTS request are in the Walkthrough, Section 3.</w:t>
       </w:r>
     </w:p>
     <w:p>

--- a/docs/CTS_Design_Workflow_Overview.docx
+++ b/docs/CTS_Design_Workflow_Overview.docx
@@ -10070,7 +10070,20 @@
       </w:r>
       <w:r>
         <w:rPr/>
-        <w:t xml:space="preserve"> is closest to done. The CSV download already uses the exact REDCap field names (Section 4). Its answers are written as words (Yes, No), while REDCap stores codes (1, 0), so the download should apply the same coding as the server before files are imported into REDCap. Remaining work: add the four hand-diagram images to the download (for example as one ZIP), set a file-naming routine, and remove or hide the automatic REDCap submission.</w:t>
+        <w:t xml:space="preserve"> is closest to done. The CSV download already uses the exact REDCap field names (Section 4). Its answers are written as words (Yes, No), while REDCap stores codes (1, 0), so the download should apply the same coding as the server before files are imported into REDCap. Remaining work: add the four hand-diagram images to the download (for example as one ZIP), make the download available on the study device (it is currently in the healthcare professional view only), and set a file-naming routine. Deploy from a branch without the </w:t>
+      </w:r>
+      <w:r>
+        <w:rPr>
+          <w:rFonts w:ascii="Consolas" w:hAnsi="Consolas" w:cs="Consolas"/>
+          <w:color w:val="333333"/>
+          <w:sz w:val="19"/>
+          <w:szCs w:val="19"/>
+        </w:rPr>
+        <w:t xml:space="preserve">functions/</w:t>
+      </w:r>
+      <w:r>
+        <w:rPr/>
+        <w:t xml:space="preserve"> folder: Cloudflare Pages deploys that folder automatically as server code, so leaving it out publishes only the static site and removes the REDCap submission path (Walkthrough, Section 3.1.1).</w:t>
       </w:r>
     </w:p>
     <w:p>

--- a/docs/CTS_Design_Workflow_Overview.docx
+++ b/docs/CTS_Design_Workflow_Overview.docx
@@ -631,7 +631,7 @@
       </w:r>
       <w:r>
         <w:rPr/>
-        <w:t xml:space="preserve"> branch holds the standalone application; the </w:t>
+        <w:t xml:space="preserve"> branch holds the standalone application and, once pull request #2 (branch in-person) is merged, the in-person study export for option 1a; the </w:t>
       </w:r>
       <w:r>
         <w:rPr>
@@ -10070,7 +10070,7 @@
       </w:r>
       <w:r>
         <w:rPr/>
-        <w:t xml:space="preserve"> is closest to done. The CSV download already uses the exact REDCap field names (Section 4). Its answers are written as words (Yes, No), while REDCap stores codes (1, 0), so the download should apply the same coding as the server before files are imported into REDCap. Remaining work: add the four hand-diagram images to the download (for example as one ZIP), make the download available on the study device (it is currently in the healthcare professional view only), and set a file-naming routine. Deploy from a branch without the </w:t>
+        <w:t xml:space="preserve"> is built on the </w:t>
       </w:r>
       <w:r>
         <w:rPr>
@@ -10079,11 +10079,88 @@
           <w:sz w:val="19"/>
           <w:szCs w:val="19"/>
         </w:rPr>
+        <w:t xml:space="preserve">in-person</w:t>
+      </w:r>
+      <w:r>
+        <w:rPr/>
+        <w:t xml:space="preserve"> branch (</w:t>
+      </w:r>
+      <w:hyperlink r:id="rId18" w:history="1">
+        <w:r>
+          <w:rPr>
+            <w:rStyle w:val="Hyperlink"/>
+          </w:rPr>
+          <w:t xml:space="preserve">pull request #2</w:t>
+        </w:r>
+      </w:hyperlink>
+      <w:r>
+        <w:rPr/>
+        <w:t xml:space="preserve"> into </w:t>
+      </w:r>
+      <w:r>
+        <w:rPr>
+          <w:rFonts w:ascii="Consolas" w:hAnsi="Consolas" w:cs="Consolas"/>
+          <w:color w:val="333333"/>
+          <w:sz w:val="19"/>
+          <w:szCs w:val="19"/>
+        </w:rPr>
+        <w:t xml:space="preserve">main</w:t>
+      </w:r>
+      <w:r>
+        <w:rPr/>
+        <w:t xml:space="preserve">). On the Results page, study staff enter the participant ID and timepoint and save one ZIP to the encrypted study drive: a one-row CSV in REDCap's import format, with REDCap's codes (Yes = 1, No = 0), plus the four hand drawings named after their REDCap file-upload fields. </w:t>
+      </w:r>
+      <w:r>
+        <w:rPr>
+          <w:rFonts w:ascii="Consolas" w:hAnsi="Consolas" w:cs="Consolas"/>
+          <w:color w:val="333333"/>
+          <w:sz w:val="19"/>
+          <w:szCs w:val="19"/>
+        </w:rPr>
+        <w:t xml:space="preserve">main</w:t>
+      </w:r>
+      <w:r>
+        <w:rPr/>
+        <w:t xml:space="preserve"> has no </w:t>
+      </w:r>
+      <w:r>
+        <w:rPr>
+          <w:rFonts w:ascii="Consolas" w:hAnsi="Consolas" w:cs="Consolas"/>
+          <w:color w:val="333333"/>
+          <w:sz w:val="19"/>
+          <w:szCs w:val="19"/>
+        </w:rPr>
         <w:t xml:space="preserve">functions/</w:t>
       </w:r>
       <w:r>
         <w:rPr/>
-        <w:t xml:space="preserve"> folder: Cloudflare Pages deploys that folder automatically as server code, so leaving it out publishes only the static site and removes the REDCap submission path (Walkthrough, Section 3.1.1).</w:t>
+        <w:t xml:space="preserve"> folder, so deploying it to Cloudflare Pages publishes only the static site and nothing is submitted (Walkthrough, Section 3.1). The REDCap coding lives in </w:t>
+      </w:r>
+      <w:r>
+        <w:rPr>
+          <w:rFonts w:ascii="Consolas" w:hAnsi="Consolas" w:cs="Consolas"/>
+          <w:color w:val="333333"/>
+          <w:sz w:val="19"/>
+          <w:szCs w:val="19"/>
+        </w:rPr>
+        <w:t xml:space="preserve">lib/redcapCoding.js</w:t>
+      </w:r>
+      <w:r>
+        <w:rPr/>
+        <w:t xml:space="preserve">, shared with the </w:t>
+      </w:r>
+      <w:r>
+        <w:rPr>
+          <w:rFonts w:ascii="Consolas" w:hAnsi="Consolas" w:cs="Consolas"/>
+          <w:color w:val="333333"/>
+          <w:sz w:val="19"/>
+          <w:szCs w:val="19"/>
+        </w:rPr>
+        <w:t xml:space="preserve">redcap</w:t>
+      </w:r>
+      <w:r>
+        <w:rPr/>
+        <w:t xml:space="preserve"> branch. Not yet tested: importing the files into the study's REDCap project.</w:t>
       </w:r>
     </w:p>
     <w:p>

--- a/docs/CTS_Design_Workflow_Overview.docx
+++ b/docs/CTS_Design_Workflow_Overview.docx
@@ -631,7 +631,7 @@
       </w:r>
       <w:r>
         <w:rPr/>
-        <w:t xml:space="preserve"> branch holds the standalone application and, once pull request #2 (branch in-person) is merged, the in-person study export for option 1a; the </w:t>
+        <w:t xml:space="preserve"> branch holds the standalone application with the in-person study export for option 1a; the </w:t>
       </w:r>
       <w:r>
         <w:rPr>
@@ -10079,23 +10079,11 @@
           <w:sz w:val="19"/>
           <w:szCs w:val="19"/>
         </w:rPr>
-        <w:t xml:space="preserve">in-person</w:t>
-      </w:r>
-      <w:r>
-        <w:rPr/>
-        <w:t xml:space="preserve"> branch (</w:t>
-      </w:r>
-      <w:hyperlink r:id="rId18" w:history="1">
-        <w:r>
-          <w:rPr>
-            <w:rStyle w:val="Hyperlink"/>
-          </w:rPr>
-          <w:t xml:space="preserve">pull request #2</w:t>
-        </w:r>
-      </w:hyperlink>
-      <w:r>
-        <w:rPr/>
-        <w:t xml:space="preserve"> into </w:t>
+        <w:t xml:space="preserve">main</w:t>
+      </w:r>
+      <w:r>
+        <w:rPr/>
+        <w:t xml:space="preserve"> branch. On the Results page, study staff enter the participant ID and timepoint and save one ZIP to the encrypted study drive: a one-row CSV in REDCap's import format, with REDCap's codes (Yes = 1, No = 0), plus the four hand drawings named after their REDCap file-upload fields. </w:t>
       </w:r>
       <w:r>
         <w:rPr>
@@ -10108,7 +10096,7 @@
       </w:r>
       <w:r>
         <w:rPr/>
-        <w:t xml:space="preserve">). On the Results page, study staff enter the participant ID and timepoint and save one ZIP to the encrypted study drive: a one-row CSV in REDCap's import format, with REDCap's codes (Yes = 1, No = 0), plus the four hand drawings named after their REDCap file-upload fields. </w:t>
+        <w:t xml:space="preserve"> has no </w:t>
       </w:r>
       <w:r>
         <w:rPr>
@@ -10117,11 +10105,11 @@
           <w:sz w:val="19"/>
           <w:szCs w:val="19"/>
         </w:rPr>
-        <w:t xml:space="preserve">main</w:t>
-      </w:r>
-      <w:r>
-        <w:rPr/>
-        <w:t xml:space="preserve"> has no </w:t>
+        <w:t xml:space="preserve">functions/</w:t>
+      </w:r>
+      <w:r>
+        <w:rPr/>
+        <w:t xml:space="preserve"> folder, so deploying it to Cloudflare Pages publishes only the static site and nothing is submitted (Walkthrough, Section 3.1). The REDCap coding lives in </w:t>
       </w:r>
       <w:r>
         <w:rPr>
@@ -10130,24 +10118,11 @@
           <w:sz w:val="19"/>
           <w:szCs w:val="19"/>
         </w:rPr>
-        <w:t xml:space="preserve">functions/</w:t>
-      </w:r>
-      <w:r>
-        <w:rPr/>
-        <w:t xml:space="preserve"> folder, so deploying it to Cloudflare Pages publishes only the static site and nothing is submitted (Walkthrough, Section 3.1). The REDCap coding lives in </w:t>
-      </w:r>
-      <w:r>
-        <w:rPr>
-          <w:rFonts w:ascii="Consolas" w:hAnsi="Consolas" w:cs="Consolas"/>
-          <w:color w:val="333333"/>
-          <w:sz w:val="19"/>
-          <w:szCs w:val="19"/>
-        </w:rPr>
         <w:t xml:space="preserve">lib/redcapCoding.js</w:t>
       </w:r>
       <w:r>
         <w:rPr/>
-        <w:t xml:space="preserve">, shared with the </w:t>
+        <w:t xml:space="preserve">, with an identical copy on the </w:t>
       </w:r>
       <w:r>
         <w:rPr>

--- a/docs/CTS_Design_Workflow_Overview.docx
+++ b/docs/CTS_Design_Workflow_Overview.docx
@@ -5765,7 +5765,7 @@
       </w:r>
       <w:r>
         <w:rPr/>
-        <w:t xml:space="preserve"> (healthcare professional view only, per PI decision) builds a file named </w:t>
+        <w:t xml:space="preserve"> builds a file named </w:t>
       </w:r>
       <w:r>
         <w:rPr>
@@ -5778,7 +5778,7 @@
       </w:r>
       <w:r>
         <w:rPr/>
-        <w:t xml:space="preserve"> in the browser. It uses exactly the same field names as the REDCap submission (Section 5), so it can serve as a manual backup or be imported into REDCap.</w:t>
+        <w:t xml:space="preserve"> in the browser, using the REDCap field names. It is a human-readable copy of the results; answers are written as words, not REDCap's codes.</w:t>
       </w:r>
     </w:p>
     <w:p>
@@ -5798,7 +5798,7 @@
       </w:r>
       <w:r>
         <w:rPr/>
-        <w:t xml:space="preserve"> is intended to print the results page using the print styles in </w:t>
+        <w:t xml:space="preserve"> prints the results page using the print styles in </w:t>
       </w:r>
       <w:r>
         <w:rPr>
@@ -5811,13 +5811,7 @@
       </w:r>
       <w:r>
         <w:rPr/>
-        <w:t xml:space="preserve">. </w:t>
-      </w:r>
-      <w:r>
-        <w:rPr>
-          <w:i/>
-        </w:rPr>
-        <w:t xml:space="preserve">(Note: this is only available on the redcap branch.)</w:t>
+        <w:t xml:space="preserve">; the printed copy includes the hand drawings.</w:t>
       </w:r>
     </w:p>
     <w:p>
@@ -5884,6 +5878,665 @@
           <w:color w:val="555555"/>
         </w:rPr>
         <w:t xml:space="preserve">Printed / saved-as-PDF copy of the patient view. Buttons and banners are hidden; the combined hand drawings are included.</w:t>
+      </w:r>
+    </w:p>
+    <w:p>
+      <w:pPr>
+        <w:pStyle w:val="Heading3"/>
+        <w:keepNext/>
+        <w:keepLines/>
+      </w:pPr>
+      <w:r>
+        <w:t>Results page on each branch</w:t>
+      </w:r>
+    </w:p>
+    <w:p>
+      <w:pPr>
+        <w:spacing w:after="120"/>
+      </w:pPr>
+      <w:r>
+        <w:rPr/>
+        <w:t xml:space="preserve">The two versions of the app share the same Results page (role choice, scores, drawings, Print) and differ only in how results leave the device:</w:t>
+      </w:r>
+    </w:p>
+    <w:tbl>
+      <w:tblPr>
+        <w:tblW w:w="9360" w:type="dxa"/>
+        <w:tblLayout w:type="fixed"/>
+      </w:tblPr>
+      <w:tblGrid>
+        <w:gridCol w:w="4299"/>
+        <w:gridCol w:w="2496"/>
+        <w:gridCol w:w="2563"/>
+      </w:tblGrid>
+      <w:tr>
+        <w:trPr>
+          <w:tblHeader/>
+        </w:trPr>
+        <w:tc>
+          <w:tcPr>
+            <w:tcW w:type="dxa" w:w="4299"/>
+            <w:tcW w:w="4299" w:type="dxa"/>
+            <w:tcBorders>
+              <w:top w:val="single" w:color="C9D3DD" w:sz="4" w:space="0"/>
+              <w:left w:val="single" w:color="C9D3DD" w:sz="4" w:space="0"/>
+              <w:bottom w:val="single" w:color="C9D3DD" w:sz="4" w:space="0"/>
+              <w:right w:val="single" w:color="C9D3DD" w:sz="4" w:space="0"/>
+            </w:tcBorders>
+            <w:shd w:val="clear" w:color="auto" w:fill="1F3A5F"/>
+            <w:tcMar>
+              <w:top w:w="60" w:type="dxa"/>
+              <w:left w:w="100" w:type="dxa"/>
+              <w:bottom w:w="60" w:type="dxa"/>
+              <w:right w:w="100" w:type="dxa"/>
+            </w:tcMar>
+          </w:tcPr>
+          <w:p>
+            <w:r>
+              <w:rPr>
+                <w:b/>
+                <w:sz w:val="20"/>
+                <w:szCs w:val="20"/>
+                <w:color w:val="FFFFFF"/>
+              </w:rPr>
+              <w:t xml:space="preserve">On the Results page</w:t>
+            </w:r>
+          </w:p>
+        </w:tc>
+        <w:tc>
+          <w:tcPr>
+            <w:tcW w:type="dxa" w:w="2496"/>
+            <w:tcW w:w="2496" w:type="dxa"/>
+            <w:tcBorders>
+              <w:top w:val="single" w:color="C9D3DD" w:sz="4" w:space="0"/>
+              <w:left w:val="single" w:color="C9D3DD" w:sz="4" w:space="0"/>
+              <w:bottom w:val="single" w:color="C9D3DD" w:sz="4" w:space="0"/>
+              <w:right w:val="single" w:color="C9D3DD" w:sz="4" w:space="0"/>
+            </w:tcBorders>
+            <w:shd w:val="clear" w:color="auto" w:fill="1F3A5F"/>
+            <w:tcMar>
+              <w:top w:w="60" w:type="dxa"/>
+              <w:left w:w="100" w:type="dxa"/>
+              <w:bottom w:w="60" w:type="dxa"/>
+              <w:right w:w="100" w:type="dxa"/>
+            </w:tcMar>
+          </w:tcPr>
+          <w:p>
+            <w:r>
+              <w:rPr>
+                <w:b/>
+                <w:rFonts w:ascii="Consolas" w:hAnsi="Consolas" w:cs="Consolas"/>
+                <w:color w:val="FFFFFF"/>
+                <w:sz w:val="19"/>
+                <w:szCs w:val="19"/>
+              </w:rPr>
+              <w:t xml:space="preserve">main</w:t>
+            </w:r>
+            <w:r>
+              <w:rPr>
+                <w:b/>
+                <w:sz w:val="20"/>
+                <w:szCs w:val="20"/>
+                <w:color w:val="FFFFFF"/>
+              </w:rPr>
+              <w:t xml:space="preserve"> (standalone, option 1a)</w:t>
+            </w:r>
+          </w:p>
+        </w:tc>
+        <w:tc>
+          <w:tcPr>
+            <w:tcW w:type="dxa" w:w="2563"/>
+            <w:tcW w:w="2563" w:type="dxa"/>
+            <w:tcBorders>
+              <w:top w:val="single" w:color="C9D3DD" w:sz="4" w:space="0"/>
+              <w:left w:val="single" w:color="C9D3DD" w:sz="4" w:space="0"/>
+              <w:bottom w:val="single" w:color="C9D3DD" w:sz="4" w:space="0"/>
+              <w:right w:val="single" w:color="C9D3DD" w:sz="4" w:space="0"/>
+            </w:tcBorders>
+            <w:shd w:val="clear" w:color="auto" w:fill="1F3A5F"/>
+            <w:tcMar>
+              <w:top w:w="60" w:type="dxa"/>
+              <w:left w:w="100" w:type="dxa"/>
+              <w:bottom w:w="60" w:type="dxa"/>
+              <w:right w:w="100" w:type="dxa"/>
+            </w:tcMar>
+          </w:tcPr>
+          <w:p>
+            <w:r>
+              <w:rPr>
+                <w:b/>
+                <w:rFonts w:ascii="Consolas" w:hAnsi="Consolas" w:cs="Consolas"/>
+                <w:color w:val="FFFFFF"/>
+                <w:sz w:val="19"/>
+                <w:szCs w:val="19"/>
+              </w:rPr>
+              <w:t xml:space="preserve">redcap</w:t>
+            </w:r>
+            <w:r>
+              <w:rPr>
+                <w:b/>
+                <w:sz w:val="20"/>
+                <w:szCs w:val="20"/>
+                <w:color w:val="FFFFFF"/>
+              </w:rPr>
+              <w:t xml:space="preserve"> (study mode, option 2a)</w:t>
+            </w:r>
+          </w:p>
+        </w:tc>
+      </w:tr>
+      <w:tr>
+        <w:trPr>
+          <w:cantSplit/>
+        </w:trPr>
+        <w:tc>
+          <w:tcPr>
+            <w:tcW w:type="dxa" w:w="4299"/>
+            <w:tcW w:w="4299" w:type="dxa"/>
+            <w:tcBorders>
+              <w:top w:val="single" w:color="C9D3DD" w:sz="4" w:space="0"/>
+              <w:left w:val="single" w:color="C9D3DD" w:sz="4" w:space="0"/>
+              <w:bottom w:val="single" w:color="C9D3DD" w:sz="4" w:space="0"/>
+              <w:right w:val="single" w:color="C9D3DD" w:sz="4" w:space="0"/>
+            </w:tcBorders>
+            <w:shd w:val="clear" w:color="auto" w:fill="FFFFFF"/>
+            <w:tcMar>
+              <w:top w:w="60" w:type="dxa"/>
+              <w:left w:w="100" w:type="dxa"/>
+              <w:bottom w:w="60" w:type="dxa"/>
+              <w:right w:w="100" w:type="dxa"/>
+            </w:tcMar>
+          </w:tcPr>
+          <w:p>
+            <w:r>
+              <w:rPr>
+                <w:sz w:val="20"/>
+                <w:szCs w:val="20"/>
+              </w:rPr>
+              <w:t xml:space="preserve">Download Results (CSV)</w:t>
+            </w:r>
+          </w:p>
+        </w:tc>
+        <w:tc>
+          <w:tcPr>
+            <w:tcW w:type="dxa" w:w="2496"/>
+            <w:tcW w:w="2496" w:type="dxa"/>
+            <w:tcBorders>
+              <w:top w:val="single" w:color="C9D3DD" w:sz="4" w:space="0"/>
+              <w:left w:val="single" w:color="C9D3DD" w:sz="4" w:space="0"/>
+              <w:bottom w:val="single" w:color="C9D3DD" w:sz="4" w:space="0"/>
+              <w:right w:val="single" w:color="C9D3DD" w:sz="4" w:space="0"/>
+            </w:tcBorders>
+            <w:shd w:val="clear" w:color="auto" w:fill="FFFFFF"/>
+            <w:tcMar>
+              <w:top w:w="60" w:type="dxa"/>
+              <w:left w:w="100" w:type="dxa"/>
+              <w:bottom w:w="60" w:type="dxa"/>
+              <w:right w:w="100" w:type="dxa"/>
+            </w:tcMar>
+          </w:tcPr>
+          <w:p>
+            <w:r>
+              <w:rPr>
+                <w:sz w:val="20"/>
+                <w:szCs w:val="20"/>
+              </w:rPr>
+              <w:t xml:space="preserve">Patient and professional views</w:t>
+            </w:r>
+          </w:p>
+        </w:tc>
+        <w:tc>
+          <w:tcPr>
+            <w:tcW w:type="dxa" w:w="2563"/>
+            <w:tcW w:w="2563" w:type="dxa"/>
+            <w:tcBorders>
+              <w:top w:val="single" w:color="C9D3DD" w:sz="4" w:space="0"/>
+              <w:left w:val="single" w:color="C9D3DD" w:sz="4" w:space="0"/>
+              <w:bottom w:val="single" w:color="C9D3DD" w:sz="4" w:space="0"/>
+              <w:right w:val="single" w:color="C9D3DD" w:sz="4" w:space="0"/>
+            </w:tcBorders>
+            <w:shd w:val="clear" w:color="auto" w:fill="FFFFFF"/>
+            <w:tcMar>
+              <w:top w:w="60" w:type="dxa"/>
+              <w:left w:w="100" w:type="dxa"/>
+              <w:bottom w:w="60" w:type="dxa"/>
+              <w:right w:w="100" w:type="dxa"/>
+            </w:tcMar>
+          </w:tcPr>
+          <w:p>
+            <w:r>
+              <w:rPr>
+                <w:sz w:val="20"/>
+                <w:szCs w:val="20"/>
+              </w:rPr>
+              <w:t xml:space="preserve">Professional view only (PI decision)</w:t>
+            </w:r>
+          </w:p>
+        </w:tc>
+      </w:tr>
+      <w:tr>
+        <w:trPr>
+          <w:cantSplit/>
+        </w:trPr>
+        <w:tc>
+          <w:tcPr>
+            <w:tcW w:type="dxa" w:w="4299"/>
+            <w:tcW w:w="4299" w:type="dxa"/>
+            <w:tcBorders>
+              <w:top w:val="single" w:color="C9D3DD" w:sz="4" w:space="0"/>
+              <w:left w:val="single" w:color="C9D3DD" w:sz="4" w:space="0"/>
+              <w:bottom w:val="single" w:color="C9D3DD" w:sz="4" w:space="0"/>
+              <w:right w:val="single" w:color="C9D3DD" w:sz="4" w:space="0"/>
+            </w:tcBorders>
+            <w:shd w:val="clear" w:color="auto" w:fill="EEF3F7"/>
+            <w:tcMar>
+              <w:top w:w="60" w:type="dxa"/>
+              <w:left w:w="100" w:type="dxa"/>
+              <w:bottom w:w="60" w:type="dxa"/>
+              <w:right w:w="100" w:type="dxa"/>
+            </w:tcMar>
+          </w:tcPr>
+          <w:p>
+            <w:r>
+              <w:rPr>
+                <w:sz w:val="20"/>
+                <w:szCs w:val="20"/>
+              </w:rPr>
+              <w:t xml:space="preserve">Save the study record: participant ID, timepoint, ZIP of the REDCap import row and the four drawings</w:t>
+            </w:r>
+          </w:p>
+        </w:tc>
+        <w:tc>
+          <w:tcPr>
+            <w:tcW w:type="dxa" w:w="2496"/>
+            <w:tcW w:w="2496" w:type="dxa"/>
+            <w:tcBorders>
+              <w:top w:val="single" w:color="C9D3DD" w:sz="4" w:space="0"/>
+              <w:left w:val="single" w:color="C9D3DD" w:sz="4" w:space="0"/>
+              <w:bottom w:val="single" w:color="C9D3DD" w:sz="4" w:space="0"/>
+              <w:right w:val="single" w:color="C9D3DD" w:sz="4" w:space="0"/>
+            </w:tcBorders>
+            <w:shd w:val="clear" w:color="auto" w:fill="EEF3F7"/>
+            <w:tcMar>
+              <w:top w:w="60" w:type="dxa"/>
+              <w:left w:w="100" w:type="dxa"/>
+              <w:bottom w:w="60" w:type="dxa"/>
+              <w:right w:w="100" w:type="dxa"/>
+            </w:tcMar>
+          </w:tcPr>
+          <w:p>
+            <w:r>
+              <w:rPr>
+                <w:sz w:val="20"/>
+                <w:szCs w:val="20"/>
+              </w:rPr>
+              <w:t xml:space="preserve">Yes</w:t>
+            </w:r>
+          </w:p>
+        </w:tc>
+        <w:tc>
+          <w:tcPr>
+            <w:tcW w:type="dxa" w:w="2563"/>
+            <w:tcW w:w="2563" w:type="dxa"/>
+            <w:tcBorders>
+              <w:top w:val="single" w:color="C9D3DD" w:sz="4" w:space="0"/>
+              <w:left w:val="single" w:color="C9D3DD" w:sz="4" w:space="0"/>
+              <w:bottom w:val="single" w:color="C9D3DD" w:sz="4" w:space="0"/>
+              <w:right w:val="single" w:color="C9D3DD" w:sz="4" w:space="0"/>
+            </w:tcBorders>
+            <w:shd w:val="clear" w:color="auto" w:fill="EEF3F7"/>
+            <w:tcMar>
+              <w:top w:w="60" w:type="dxa"/>
+              <w:left w:w="100" w:type="dxa"/>
+              <w:bottom w:w="60" w:type="dxa"/>
+              <w:right w:w="100" w:type="dxa"/>
+            </w:tcMar>
+          </w:tcPr>
+          <w:p>
+            <w:r>
+              <w:rPr>
+                <w:sz w:val="20"/>
+                <w:szCs w:val="20"/>
+              </w:rPr>
+              <w:t xml:space="preserve">No</w:t>
+            </w:r>
+          </w:p>
+        </w:tc>
+      </w:tr>
+      <w:tr>
+        <w:trPr>
+          <w:cantSplit/>
+        </w:trPr>
+        <w:tc>
+          <w:tcPr>
+            <w:tcW w:type="dxa" w:w="4299"/>
+            <w:tcW w:w="4299" w:type="dxa"/>
+            <w:tcBorders>
+              <w:top w:val="single" w:color="C9D3DD" w:sz="4" w:space="0"/>
+              <w:left w:val="single" w:color="C9D3DD" w:sz="4" w:space="0"/>
+              <w:bottom w:val="single" w:color="C9D3DD" w:sz="4" w:space="0"/>
+              <w:right w:val="single" w:color="C9D3DD" w:sz="4" w:space="0"/>
+            </w:tcBorders>
+            <w:shd w:val="clear" w:color="auto" w:fill="FFFFFF"/>
+            <w:tcMar>
+              <w:top w:w="60" w:type="dxa"/>
+              <w:left w:w="100" w:type="dxa"/>
+              <w:bottom w:w="60" w:type="dxa"/>
+              <w:right w:w="100" w:type="dxa"/>
+            </w:tcMar>
+          </w:tcPr>
+          <w:p>
+            <w:r>
+              <w:rPr>
+                <w:sz w:val="20"/>
+                <w:szCs w:val="20"/>
+              </w:rPr>
+              <w:t xml:space="preserve">Finish and start next participant</w:t>
+            </w:r>
+          </w:p>
+        </w:tc>
+        <w:tc>
+          <w:tcPr>
+            <w:tcW w:type="dxa" w:w="2496"/>
+            <w:tcW w:w="2496" w:type="dxa"/>
+            <w:tcBorders>
+              <w:top w:val="single" w:color="C9D3DD" w:sz="4" w:space="0"/>
+              <w:left w:val="single" w:color="C9D3DD" w:sz="4" w:space="0"/>
+              <w:bottom w:val="single" w:color="C9D3DD" w:sz="4" w:space="0"/>
+              <w:right w:val="single" w:color="C9D3DD" w:sz="4" w:space="0"/>
+            </w:tcBorders>
+            <w:shd w:val="clear" w:color="auto" w:fill="FFFFFF"/>
+            <w:tcMar>
+              <w:top w:w="60" w:type="dxa"/>
+              <w:left w:w="100" w:type="dxa"/>
+              <w:bottom w:w="60" w:type="dxa"/>
+              <w:right w:w="100" w:type="dxa"/>
+            </w:tcMar>
+          </w:tcPr>
+          <w:p>
+            <w:r>
+              <w:rPr>
+                <w:sz w:val="20"/>
+                <w:szCs w:val="20"/>
+              </w:rPr>
+              <w:t xml:space="preserve">Yes</w:t>
+            </w:r>
+          </w:p>
+        </w:tc>
+        <w:tc>
+          <w:tcPr>
+            <w:tcW w:type="dxa" w:w="2563"/>
+            <w:tcW w:w="2563" w:type="dxa"/>
+            <w:tcBorders>
+              <w:top w:val="single" w:color="C9D3DD" w:sz="4" w:space="0"/>
+              <w:left w:val="single" w:color="C9D3DD" w:sz="4" w:space="0"/>
+              <w:bottom w:val="single" w:color="C9D3DD" w:sz="4" w:space="0"/>
+              <w:right w:val="single" w:color="C9D3DD" w:sz="4" w:space="0"/>
+            </w:tcBorders>
+            <w:shd w:val="clear" w:color="auto" w:fill="FFFFFF"/>
+            <w:tcMar>
+              <w:top w:w="60" w:type="dxa"/>
+              <w:left w:w="100" w:type="dxa"/>
+              <w:bottom w:w="60" w:type="dxa"/>
+              <w:right w:w="100" w:type="dxa"/>
+            </w:tcMar>
+          </w:tcPr>
+          <w:p>
+            <w:r>
+              <w:rPr>
+                <w:sz w:val="20"/>
+                <w:szCs w:val="20"/>
+              </w:rPr>
+              <w:t xml:space="preserve">No</w:t>
+            </w:r>
+          </w:p>
+        </w:tc>
+      </w:tr>
+      <w:tr>
+        <w:trPr>
+          <w:cantSplit/>
+        </w:trPr>
+        <w:tc>
+          <w:tcPr>
+            <w:tcW w:type="dxa" w:w="4299"/>
+            <w:tcW w:w="4299" w:type="dxa"/>
+            <w:tcBorders>
+              <w:top w:val="single" w:color="C9D3DD" w:sz="4" w:space="0"/>
+              <w:left w:val="single" w:color="C9D3DD" w:sz="4" w:space="0"/>
+              <w:bottom w:val="single" w:color="C9D3DD" w:sz="4" w:space="0"/>
+              <w:right w:val="single" w:color="C9D3DD" w:sz="4" w:space="0"/>
+            </w:tcBorders>
+            <w:shd w:val="clear" w:color="auto" w:fill="EEF3F7"/>
+            <w:tcMar>
+              <w:top w:w="60" w:type="dxa"/>
+              <w:left w:w="100" w:type="dxa"/>
+              <w:bottom w:w="60" w:type="dxa"/>
+              <w:right w:w="100" w:type="dxa"/>
+            </w:tcMar>
+          </w:tcPr>
+          <w:p>
+            <w:r>
+              <w:rPr>
+                <w:sz w:val="20"/>
+                <w:szCs w:val="20"/>
+              </w:rPr>
+              <w:t xml:space="preserve">Automatic submission to REDCap, with a status banner</w:t>
+            </w:r>
+          </w:p>
+        </w:tc>
+        <w:tc>
+          <w:tcPr>
+            <w:tcW w:type="dxa" w:w="2496"/>
+            <w:tcW w:w="2496" w:type="dxa"/>
+            <w:tcBorders>
+              <w:top w:val="single" w:color="C9D3DD" w:sz="4" w:space="0"/>
+              <w:left w:val="single" w:color="C9D3DD" w:sz="4" w:space="0"/>
+              <w:bottom w:val="single" w:color="C9D3DD" w:sz="4" w:space="0"/>
+              <w:right w:val="single" w:color="C9D3DD" w:sz="4" w:space="0"/>
+            </w:tcBorders>
+            <w:shd w:val="clear" w:color="auto" w:fill="EEF3F7"/>
+            <w:tcMar>
+              <w:top w:w="60" w:type="dxa"/>
+              <w:left w:w="100" w:type="dxa"/>
+              <w:bottom w:w="60" w:type="dxa"/>
+              <w:right w:w="100" w:type="dxa"/>
+            </w:tcMar>
+          </w:tcPr>
+          <w:p>
+            <w:r>
+              <w:rPr>
+                <w:sz w:val="20"/>
+                <w:szCs w:val="20"/>
+              </w:rPr>
+              <w:t xml:space="preserve">No</w:t>
+            </w:r>
+          </w:p>
+        </w:tc>
+        <w:tc>
+          <w:tcPr>
+            <w:tcW w:type="dxa" w:w="2563"/>
+            <w:tcW w:w="2563" w:type="dxa"/>
+            <w:tcBorders>
+              <w:top w:val="single" w:color="C9D3DD" w:sz="4" w:space="0"/>
+              <w:left w:val="single" w:color="C9D3DD" w:sz="4" w:space="0"/>
+              <w:bottom w:val="single" w:color="C9D3DD" w:sz="4" w:space="0"/>
+              <w:right w:val="single" w:color="C9D3DD" w:sz="4" w:space="0"/>
+            </w:tcBorders>
+            <w:shd w:val="clear" w:color="auto" w:fill="EEF3F7"/>
+            <w:tcMar>
+              <w:top w:w="60" w:type="dxa"/>
+              <w:left w:w="100" w:type="dxa"/>
+              <w:bottom w:w="60" w:type="dxa"/>
+              <w:right w:w="100" w:type="dxa"/>
+            </w:tcMar>
+          </w:tcPr>
+          <w:p>
+            <w:r>
+              <w:rPr>
+                <w:sz w:val="20"/>
+                <w:szCs w:val="20"/>
+              </w:rPr>
+              <w:t xml:space="preserve">Yes, when opened from a </w:t>
+            </w:r>
+            <w:r>
+              <w:rPr>
+                <w:rFonts w:ascii="Consolas" w:hAnsi="Consolas" w:cs="Consolas"/>
+                <w:color w:val="333333"/>
+                <w:sz w:val="19"/>
+                <w:szCs w:val="19"/>
+              </w:rPr>
+              <w:t xml:space="preserve">?k=</w:t>
+            </w:r>
+            <w:r>
+              <w:rPr>
+                <w:sz w:val="20"/>
+                <w:szCs w:val="20"/>
+              </w:rPr>
+              <w:t xml:space="preserve"> link</w:t>
+            </w:r>
+          </w:p>
+        </w:tc>
+      </w:tr>
+      <w:tr>
+        <w:trPr>
+          <w:cantSplit/>
+        </w:trPr>
+        <w:tc>
+          <w:tcPr>
+            <w:tcW w:type="dxa" w:w="4299"/>
+            <w:tcW w:w="4299" w:type="dxa"/>
+            <w:tcBorders>
+              <w:top w:val="single" w:color="C9D3DD" w:sz="4" w:space="0"/>
+              <w:left w:val="single" w:color="C9D3DD" w:sz="4" w:space="0"/>
+              <w:bottom w:val="single" w:color="C9D3DD" w:sz="4" w:space="0"/>
+              <w:right w:val="single" w:color="C9D3DD" w:sz="4" w:space="0"/>
+            </w:tcBorders>
+            <w:shd w:val="clear" w:color="auto" w:fill="FFFFFF"/>
+            <w:tcMar>
+              <w:top w:w="60" w:type="dxa"/>
+              <w:left w:w="100" w:type="dxa"/>
+              <w:bottom w:w="60" w:type="dxa"/>
+              <w:right w:w="100" w:type="dxa"/>
+            </w:tcMar>
+          </w:tcPr>
+          <w:p>
+            <w:r>
+              <w:rPr>
+                <w:sz w:val="20"/>
+                <w:szCs w:val="20"/>
+              </w:rPr>
+              <w:t xml:space="preserve">"Already submitted" notice for a closed timepoint</w:t>
+            </w:r>
+          </w:p>
+        </w:tc>
+        <w:tc>
+          <w:tcPr>
+            <w:tcW w:type="dxa" w:w="2496"/>
+            <w:tcW w:w="2496" w:type="dxa"/>
+            <w:tcBorders>
+              <w:top w:val="single" w:color="C9D3DD" w:sz="4" w:space="0"/>
+              <w:left w:val="single" w:color="C9D3DD" w:sz="4" w:space="0"/>
+              <w:bottom w:val="single" w:color="C9D3DD" w:sz="4" w:space="0"/>
+              <w:right w:val="single" w:color="C9D3DD" w:sz="4" w:space="0"/>
+            </w:tcBorders>
+            <w:shd w:val="clear" w:color="auto" w:fill="FFFFFF"/>
+            <w:tcMar>
+              <w:top w:w="60" w:type="dxa"/>
+              <w:left w:w="100" w:type="dxa"/>
+              <w:bottom w:w="60" w:type="dxa"/>
+              <w:right w:w="100" w:type="dxa"/>
+            </w:tcMar>
+          </w:tcPr>
+          <w:p>
+            <w:r>
+              <w:rPr>
+                <w:sz w:val="20"/>
+                <w:szCs w:val="20"/>
+              </w:rPr>
+              <w:t xml:space="preserve">No</w:t>
+            </w:r>
+          </w:p>
+        </w:tc>
+        <w:tc>
+          <w:tcPr>
+            <w:tcW w:type="dxa" w:w="2563"/>
+            <w:tcW w:w="2563" w:type="dxa"/>
+            <w:tcBorders>
+              <w:top w:val="single" w:color="C9D3DD" w:sz="4" w:space="0"/>
+              <w:left w:val="single" w:color="C9D3DD" w:sz="4" w:space="0"/>
+              <w:bottom w:val="single" w:color="C9D3DD" w:sz="4" w:space="0"/>
+              <w:right w:val="single" w:color="C9D3DD" w:sz="4" w:space="0"/>
+            </w:tcBorders>
+            <w:shd w:val="clear" w:color="auto" w:fill="FFFFFF"/>
+            <w:tcMar>
+              <w:top w:w="60" w:type="dxa"/>
+              <w:left w:w="100" w:type="dxa"/>
+              <w:bottom w:w="60" w:type="dxa"/>
+              <w:right w:w="100" w:type="dxa"/>
+            </w:tcMar>
+          </w:tcPr>
+          <w:p>
+            <w:r>
+              <w:rPr>
+                <w:sz w:val="20"/>
+                <w:szCs w:val="20"/>
+              </w:rPr>
+              <w:t xml:space="preserve">Yes</w:t>
+            </w:r>
+          </w:p>
+        </w:tc>
+      </w:tr>
+    </w:tbl>
+    <w:p>
+      <w:pPr>
+        <w:spacing w:before="0" w:after="60"/>
+      </w:pPr>
+    </w:p>
+    <w:p>
+      <w:pPr>
+        <w:spacing w:after="120"/>
+      </w:pPr>
+      <w:r>
+        <w:rPr/>
+        <w:t xml:space="preserve">Opened without a </w:t>
+      </w:r>
+      <w:r>
+        <w:rPr>
+          <w:rFonts w:ascii="Consolas" w:hAnsi="Consolas" w:cs="Consolas"/>
+          <w:color w:val="333333"/>
+          <w:sz w:val="19"/>
+          <w:szCs w:val="19"/>
+        </w:rPr>
+        <w:t xml:space="preserve">?k=</w:t>
+      </w:r>
+      <w:r>
+        <w:rPr/>
+        <w:t xml:space="preserve"> link, the </w:t>
+      </w:r>
+      <w:r>
+        <w:rPr>
+          <w:rFonts w:ascii="Consolas" w:hAnsi="Consolas" w:cs="Consolas"/>
+          <w:color w:val="333333"/>
+          <w:sz w:val="19"/>
+          <w:szCs w:val="19"/>
+        </w:rPr>
+        <w:t xml:space="preserve">redcap</w:t>
+      </w:r>
+      <w:r>
+        <w:rPr/>
+        <w:t xml:space="preserve"> version behaves like </w:t>
+      </w:r>
+      <w:r>
+        <w:rPr>
+          <w:rFonts w:ascii="Consolas" w:hAnsi="Consolas" w:cs="Consolas"/>
+          <w:color w:val="333333"/>
+          <w:sz w:val="19"/>
+          <w:szCs w:val="19"/>
+        </w:rPr>
+        <w:t xml:space="preserve">main</w:t>
+      </w:r>
+      <w:r>
+        <w:rPr/>
+        <w:t xml:space="preserve"> minus the study record panel: nothing is submitted.</w:t>
       </w:r>
     </w:p>
     <w:p>

--- a/docs/CTS_Design_Workflow_Overview.docx
+++ b/docs/CTS_Design_Workflow_Overview.docx
@@ -4859,9 +4859,6 @@
       <w:r>
         <w:rPr>
           <w:b/>
-          <w:color w:val="1F3A5F"/>
-          <w:sz w:val="46"/>
-          <w:szCs w:val="46"/>
         </w:rPr>
         <w:t xml:space="preserve">Print Results</w:t>
       </w:r>
@@ -4871,9 +4868,6 @@
       <w:r>
         <w:rPr>
           <w:b/>
-          <w:color w:val="1F3A5F"/>
-          <w:sz w:val="46"/>
-          <w:szCs w:val="46"/>
         </w:rPr>
         <w:t xml:space="preserve">Download Results (CSV)</w:t>
       </w:r>
@@ -12894,6 +12888,10 @@
               <w:t xml:space="preserve">hooks/useExport.js</w:t>
             </w:r>
             <w:r>
+              <w:rPr>
+                <w:sz w:val="20"/>
+                <w:szCs w:val="20"/>
+              </w:rPr>
               <w:t xml:space="preserve"> (field names), </w:t>
             </w:r>
             <w:r>
@@ -12906,6 +12904,10 @@
               <w:t xml:space="preserve">lib/redcapCoding.js</w:t>
             </w:r>
             <w:r>
+              <w:rPr>
+                <w:sz w:val="20"/>
+                <w:szCs w:val="20"/>
+              </w:rPr>
               <w:t xml:space="preserve"> (coding)</w:t>
             </w:r>
           </w:p>
@@ -13355,9 +13357,6 @@
       <w:r>
         <w:rPr>
           <w:b/>
-          <w:color w:val="1F3A5F"/>
-          <w:sz w:val="46"/>
-          <w:szCs w:val="46"/>
         </w:rPr>
         <w:t xml:space="preserve">Keep the two branches in step.</w:t>
       </w:r>
